--- a/flow/20230914_vu_template/drafts/2024-08-g/04-НД-Гл.2-сімох отроків ефеських.docx
+++ b/flow/20230914_vu_template/drafts/2024-08-g/04-НД-Гл.2-сімох отроків ефеських.docx
@@ -5690,19 +5690,92 @@
     </w:p>
     <w:p>
       <w:pPr>
-        <w:spacing w:after="120" w:lineRule="auto"/>
-        <w:jc w:val="both"/>
-        <w:rPr>
-          <w:rFonts w:ascii="Times New Roman" w:cs="Times New Roman" w:eastAsia="Times New Roman" w:hAnsi="Times New Roman"/>
-          <w:i w:val="1"/>
-          <w:sz w:val="24"/>
-          <w:szCs w:val="24"/>
-        </w:rPr>
-      </w:pPr>
-      <w:r>
-        <w:rPr>
-          <w:rtl w:val="0"/>
-        </w:rPr>
+        <w:pStyle w:val="a"/>
+        <w:spacing w:after="120"/>
+      </w:pPr>
+      <w:r>
+        <w:rPr>
+          <w:rFonts w:ascii="Times New Roman" w:hAnsi="Times New Roman"/>
+          <w:i/>
+          <w:color w:val="FF0000"/>
+          <w:sz w:val="24"/>
+        </w:rPr>
+        <w:t>(г.</w:t>
+      </w:r>
+      <w:r>
+        <w:rPr>
+          <w:rFonts w:ascii="Times New Roman" w:hAnsi="Times New Roman"/>
+          <w:i/>
+          <w:color w:val="FF0000"/>
+          <w:sz w:val="24"/>
+        </w:rPr>
+        <w:t xml:space="preserve"> </w:t>
+      </w:r>
+      <w:r>
+        <w:rPr>
+          <w:rFonts w:ascii="Times New Roman" w:hAnsi="Times New Roman"/>
+          <w:i/>
+          <w:color w:val="FF0000"/>
+          <w:sz w:val="24"/>
+        </w:rPr>
+        <w:t>8, подібний: О, преславне чудо):</w:t>
+      </w:r>
+      <w:r>
+        <w:rPr>
+          <w:rFonts w:ascii="Times New Roman" w:hAnsi="Times New Roman"/>
+          <w:color w:val="FF0000"/>
+          <w:sz w:val="24"/>
+        </w:rPr>
+        <w:t xml:space="preserve"> </w:t>
+      </w:r>
+      <w:r>
+        <w:rPr>
+          <w:rFonts w:ascii="Times New Roman" w:hAnsi="Times New Roman"/>
+          <w:sz w:val="24"/>
+        </w:rPr>
+        <w:t>Мученики Христові преславні!* Ви ні за що мали* напасті гонителів і</w:t>
+      </w:r>
+      <w:r>
+        <w:rPr>
+          <w:rFonts w:ascii="Times New Roman" w:hAnsi="Times New Roman"/>
+          <w:sz w:val="24"/>
+        </w:rPr>
+        <w:t xml:space="preserve"> </w:t>
+      </w:r>
+      <w:r>
+        <w:rPr>
+          <w:rFonts w:ascii="Times New Roman" w:hAnsi="Times New Roman"/>
+          <w:sz w:val="24"/>
+        </w:rPr>
+        <w:t xml:space="preserve">тяжку смерть,* відважно й хоробро* </w:t>
+      </w:r>
+      <w:r>
+        <w:rPr>
+          <w:rFonts w:ascii="Times New Roman" w:hAnsi="Times New Roman"/>
+          <w:sz w:val="24"/>
+        </w:rPr>
+        <w:t>с</w:t>
+      </w:r>
+      <w:r>
+        <w:rPr>
+          <w:rFonts w:ascii="Times New Roman" w:hAnsi="Times New Roman"/>
+          <w:sz w:val="24"/>
+        </w:rPr>
+        <w:t>тали до змагання* та зодяглись у переможну</w:t>
+      </w:r>
+      <w:r>
+        <w:rPr>
+          <w:rFonts w:ascii="Times New Roman" w:hAnsi="Times New Roman"/>
+          <w:sz w:val="24"/>
+        </w:rPr>
+        <w:t xml:space="preserve"> </w:t>
+      </w:r>
+      <w:r>
+        <w:rPr>
+          <w:rFonts w:ascii="Times New Roman" w:hAnsi="Times New Roman"/>
+          <w:sz w:val="24"/>
+        </w:rPr>
+        <w:t>славу,* тому зараховано вас до всіх праведників,* з якими і вас,* завжди прославляємо і ублажаємо.</w:t>
       </w:r>
     </w:p>
     <w:p>
@@ -5776,19 +5849,57 @@
     </w:p>
     <w:p>
       <w:pPr>
-        <w:spacing w:after="120" w:lineRule="auto"/>
-        <w:jc w:val="both"/>
-        <w:rPr>
-          <w:rFonts w:ascii="Times New Roman" w:cs="Times New Roman" w:eastAsia="Times New Roman" w:hAnsi="Times New Roman"/>
-          <w:i w:val="1"/>
-          <w:sz w:val="24"/>
-          <w:szCs w:val="24"/>
-        </w:rPr>
-      </w:pPr>
-      <w:r>
-        <w:rPr>
-          <w:rtl w:val="0"/>
-        </w:rPr>
+        <w:pStyle w:val="a"/>
+        <w:spacing w:after="120"/>
+      </w:pPr>
+      <w:r>
+        <w:rPr>
+          <w:rFonts w:ascii="Times New Roman" w:hAnsi="Times New Roman"/>
+          <w:sz w:val="24"/>
+        </w:rPr>
+        <w:t xml:space="preserve">Мученики Христові </w:t>
+      </w:r>
+      <w:r>
+        <w:rPr>
+          <w:rFonts w:ascii="Times New Roman" w:hAnsi="Times New Roman"/>
+          <w:sz w:val="24"/>
+        </w:rPr>
+        <w:t>преблаженні</w:t>
+      </w:r>
+      <w:r>
+        <w:rPr>
+          <w:rFonts w:ascii="Times New Roman" w:hAnsi="Times New Roman"/>
+          <w:sz w:val="24"/>
+        </w:rPr>
+        <w:t xml:space="preserve">!* Ви віддали себе добровільно* на смерть і жертву* та й кров'ю вашою* освятили землю,* повітря ж освітлили вашим відходом.* Тепер ви проживаєте на небі в світлі </w:t>
+      </w:r>
+      <w:r>
+        <w:rPr>
+          <w:rFonts w:ascii="Times New Roman" w:hAnsi="Times New Roman"/>
+          <w:sz w:val="24"/>
+        </w:rPr>
+        <w:t>незахіднім</w:t>
+      </w:r>
+      <w:r>
+        <w:rPr>
+          <w:rFonts w:ascii="Times New Roman" w:hAnsi="Times New Roman"/>
+          <w:sz w:val="24"/>
+        </w:rPr>
+        <w:t xml:space="preserve">* і молитеся завжди за нас,* </w:t>
+      </w:r>
+      <w:r>
+        <w:rPr>
+          <w:rFonts w:ascii="Times New Roman" w:hAnsi="Times New Roman"/>
+          <w:sz w:val="24"/>
+        </w:rPr>
+        <w:t>Боговидці</w:t>
+      </w:r>
+      <w:r>
+        <w:rPr>
+          <w:rFonts w:ascii="Times New Roman" w:hAnsi="Times New Roman"/>
+          <w:sz w:val="24"/>
+        </w:rPr>
+        <w:t>.</w:t>
       </w:r>
     </w:p>
     <w:p>
@@ -5826,134 +5937,123 @@
     </w:p>
     <w:p>
       <w:pPr>
-        <w:spacing w:after="120" w:lineRule="auto"/>
-        <w:jc w:val="both"/>
-        <w:rPr>
-          <w:rFonts w:ascii="Times New Roman" w:cs="Times New Roman" w:eastAsia="Times New Roman" w:hAnsi="Times New Roman"/>
-          <w:i w:val="1"/>
-          <w:sz w:val="24"/>
-          <w:szCs w:val="24"/>
-        </w:rPr>
-      </w:pPr>
-      <w:r>
-        <w:rPr>
-          <w:rtl w:val="0"/>
-        </w:rPr>
-      </w:r>
-    </w:p>
-    <w:p>
-      <w:pPr>
-        <w:spacing w:after="120" w:lineRule="auto"/>
-        <w:jc w:val="both"/>
-        <w:rPr>
-          <w:rFonts w:ascii="Times New Roman" w:cs="Times New Roman" w:eastAsia="Times New Roman" w:hAnsi="Times New Roman"/>
-          <w:sz w:val="24"/>
-          <w:szCs w:val="24"/>
-        </w:rPr>
-      </w:pPr>
-      <w:r>
-        <w:rPr>
-          <w:rFonts w:ascii="Times New Roman" w:cs="Times New Roman" w:eastAsia="Times New Roman" w:hAnsi="Times New Roman"/>
-          <w:b w:val="1"/>
-          <w:sz w:val="24"/>
-          <w:szCs w:val="24"/>
-          <w:rtl w:val="0"/>
-        </w:rPr>
-        <w:t xml:space="preserve">Слава:</w:t>
-      </w:r>
-      <w:r>
-        <w:rPr>
-          <w:rFonts w:ascii="Times New Roman" w:cs="Times New Roman" w:eastAsia="Times New Roman" w:hAnsi="Times New Roman"/>
-          <w:sz w:val="24"/>
-          <w:szCs w:val="24"/>
-          <w:rtl w:val="0"/>
+        <w:pStyle w:val="a"/>
+        <w:spacing w:after="120"/>
+      </w:pPr>
+      <w:r>
+        <w:rPr>
+          <w:rFonts w:ascii="Times New Roman" w:hAnsi="Times New Roman"/>
+          <w:sz w:val="24"/>
+        </w:rPr>
+        <w:t xml:space="preserve">Мученики Христові непереможні!* Ви жару мук пройшли* без всякої шкоди* росою божественної благодаті* і </w:t>
+      </w:r>
+      <w:r>
+        <w:rPr>
+          <w:rFonts w:ascii="Times New Roman" w:hAnsi="Times New Roman"/>
+          <w:sz w:val="24"/>
+        </w:rPr>
+        <w:t>сподобилися</w:t>
+      </w:r>
+      <w:r>
+        <w:rPr>
+          <w:rFonts w:ascii="Times New Roman" w:hAnsi="Times New Roman"/>
+          <w:sz w:val="24"/>
+        </w:rPr>
+        <w:t xml:space="preserve"> жити на водах відпочинку,* прийнявши вінки </w:t>
+      </w:r>
+      <w:r>
+        <w:rPr>
+          <w:rFonts w:ascii="Times New Roman" w:hAnsi="Times New Roman"/>
+          <w:sz w:val="24"/>
+        </w:rPr>
+        <w:t>перемоги.* Тому нині з радістю* спогадуємо, Святі, вашу пам'ять,* Христа прославляючи.</w:t>
+      </w:r>
+    </w:p>
+    <w:p>
+      <w:pPr>
+        <w:pStyle w:val="a"/>
+        <w:spacing w:after="120"/>
+      </w:pPr>
+      <w:r>
+        <w:rPr>
+          <w:rFonts w:ascii="Times New Roman" w:hAnsi="Times New Roman"/>
+          <w:b/>
+          <w:sz w:val="24"/>
+        </w:rPr>
+        <w:t>Слава</w:t>
+      </w:r>
+      <w:r>
+        <w:rPr>
+          <w:rFonts w:ascii="Times New Roman" w:hAnsi="Times New Roman"/>
+          <w:sz w:val="24"/>
         </w:rPr>
         <w:t xml:space="preserve"> </w:t>
       </w:r>
-    </w:p>
-    <w:p>
-      <w:pPr>
-        <w:spacing w:after="120" w:lineRule="auto"/>
-        <w:jc w:val="both"/>
-        <w:rPr>
-          <w:rFonts w:ascii="Times New Roman" w:cs="Times New Roman" w:eastAsia="Times New Roman" w:hAnsi="Times New Roman"/>
-          <w:sz w:val="24"/>
-          <w:szCs w:val="24"/>
-        </w:rPr>
-      </w:pPr>
-      <w:r>
-        <w:rPr>
-          <w:rtl w:val="0"/>
-        </w:rPr>
-      </w:r>
-    </w:p>
-    <w:p>
-      <w:pPr>
-        <w:spacing w:after="120" w:lineRule="auto"/>
-        <w:jc w:val="both"/>
-        <w:rPr>
-          <w:rFonts w:ascii="Times New Roman" w:cs="Times New Roman" w:eastAsia="Times New Roman" w:hAnsi="Times New Roman"/>
-          <w:sz w:val="24"/>
-          <w:szCs w:val="24"/>
-        </w:rPr>
-      </w:pPr>
-      <w:r>
-        <w:rPr>
-          <w:rFonts w:ascii="Times New Roman" w:cs="Times New Roman" w:eastAsia="Times New Roman" w:hAnsi="Times New Roman"/>
-          <w:b w:val="1"/>
-          <w:sz w:val="24"/>
-          <w:szCs w:val="24"/>
-          <w:rtl w:val="0"/>
-        </w:rPr>
-        <w:t xml:space="preserve">І нині</w:t>
-      </w:r>
-      <w:r>
-        <w:rPr>
-          <w:rFonts w:ascii="Times New Roman" w:cs="Times New Roman" w:eastAsia="Times New Roman" w:hAnsi="Times New Roman"/>
-          <w:sz w:val="24"/>
-          <w:szCs w:val="24"/>
-          <w:rtl w:val="0"/>
+      <w:r>
+        <w:rPr>
+          <w:rFonts w:ascii="Times New Roman" w:hAnsi="Times New Roman"/>
+          <w:i/>
+          <w:color w:val="FF0000"/>
+          <w:sz w:val="24"/>
+        </w:rPr>
+        <w:t>(г. 8):</w:t>
+      </w:r>
+      <w:r>
+        <w:rPr>
+          <w:rFonts w:ascii="Times New Roman" w:hAnsi="Times New Roman"/>
+          <w:sz w:val="24"/>
+        </w:rPr>
+        <w:t xml:space="preserve"> Ви воювали за Христа і земну красу зоставили;* взявши на рамена хрест, серед різноманітних мук, пішли за ним.* Перед численними царями і мучителями ви його не виреклися,* тож ангели лавром перемоги </w:t>
+      </w:r>
+      <w:r>
+        <w:rPr>
+          <w:rFonts w:ascii="Times New Roman" w:hAnsi="Times New Roman"/>
+          <w:sz w:val="24"/>
+        </w:rPr>
+        <w:t>завінчали</w:t>
+      </w:r>
+      <w:r>
+        <w:rPr>
+          <w:rFonts w:ascii="Times New Roman" w:hAnsi="Times New Roman"/>
+          <w:sz w:val="24"/>
+        </w:rPr>
+        <w:t xml:space="preserve"> голови ваші* і ви, відважні духом, світло ввійшли у небесні хороми.* Тим-то, мавши сміливість до Спаса всіх,* моліться за душі наші.</w:t>
+      </w:r>
+    </w:p>
+    <w:p>
+      <w:pPr>
+        <w:spacing w:after="120"/>
+      </w:pPr>
+      <w:r>
+        <w:rPr>
+          <w:rFonts w:ascii="Times New Roman" w:hAnsi="Times New Roman"/>
+          <w:b/>
+          <w:sz w:val="24"/>
+        </w:rPr>
+        <w:t>І нині</w:t>
+      </w:r>
+      <w:r>
+        <w:rPr>
+          <w:rFonts w:ascii="Times New Roman" w:hAnsi="Times New Roman"/>
+          <w:sz w:val="24"/>
         </w:rPr>
         <w:t xml:space="preserve"> </w:t>
       </w:r>
       <w:r>
         <w:rPr>
-          <w:rFonts w:ascii="Times New Roman" w:cs="Times New Roman" w:eastAsia="Times New Roman" w:hAnsi="Times New Roman"/>
-          <w:i w:val="1"/>
-          <w:color w:val="ff0000"/>
-          <w:sz w:val="24"/>
-          <w:szCs w:val="24"/>
-          <w:rtl w:val="0"/>
-        </w:rPr>
-        <w:t xml:space="preserve">(догмат, г. 2):</w:t>
-      </w:r>
-      <w:r>
-        <w:rPr>
-          <w:rFonts w:ascii="Times New Roman" w:cs="Times New Roman" w:eastAsia="Times New Roman" w:hAnsi="Times New Roman"/>
-          <w:sz w:val="24"/>
-          <w:szCs w:val="24"/>
-          <w:rtl w:val="0"/>
+          <w:rFonts w:ascii="Times New Roman" w:hAnsi="Times New Roman"/>
+          <w:i/>
+          <w:color w:val="FF0000"/>
+          <w:sz w:val="24"/>
+        </w:rPr>
+        <w:t>(догмат, г. 2):</w:t>
+      </w:r>
+      <w:r>
+        <w:rPr>
+          <w:rFonts w:ascii="Times New Roman" w:hAnsi="Times New Roman"/>
+          <w:sz w:val="24"/>
         </w:rPr>
         <w:t xml:space="preserve">  Минулася тінь Закону,* коли прийшла Благодать;* бо як кущ охоплений полум’ям не згоряв,* так і ти, Діво, породила й дівою зосталась!* Замість вогняного стовпа, засяяло Сонце правди,* замість Мойсея – Христос,* спасіння душ наших.</w:t>
-      </w:r>
-    </w:p>
-    <w:p>
-      <w:pPr>
-        <w:shd w:fill="ffffff" w:val="clear"/>
-        <w:spacing w:after="120" w:lineRule="auto"/>
-        <w:jc w:val="both"/>
-        <w:rPr>
-          <w:rFonts w:ascii="Times New Roman" w:cs="Times New Roman" w:eastAsia="Times New Roman" w:hAnsi="Times New Roman"/>
-          <w:i w:val="1"/>
-          <w:color w:val="ff0000"/>
-          <w:sz w:val="24"/>
-          <w:szCs w:val="24"/>
-        </w:rPr>
-      </w:pPr>
-      <w:r>
-        <w:rPr>
-          <w:rtl w:val="0"/>
-        </w:rPr>
       </w:r>
     </w:p>
     <w:p>
@@ -8919,15 +9019,14 @@
           <w:color w:val="FF4400"/>
           <w:sz w:val="24"/>
         </w:rPr>
-        <w:t>(г. 2):</w:t>
-      </w:r>
-      <w:r>
-        <w:rPr>
-          <w:rFonts w:ascii="Times New Roman" w:hAnsi="Times New Roman"/>
-          <w:color w:val="333333"/>
-          <w:sz w:val="24"/>
-        </w:rPr>
-        <w:t xml:space="preserve"> Коли́ зійшо́в Ти до сме́рти, Життя́ безсме́ртне,* тоді́ ад умертви́в Ти збли́ском божества́.* Коли́ ж і уме́рлих із глиби́н підзе́мних воскреси́в Ти,* всі си́ли небе́сні взива́ли:* Життєда́вче, Хри́сте Бо́же наш, сла́ва Тобі́.</w:t>
+        <w:t xml:space="preserve">(г. 2): </w:t>
+      </w:r>
+      <w:r>
+        <w:rPr>
+          <w:rFonts w:ascii="Times New Roman" w:hAnsi="Times New Roman"/>
+          <w:sz w:val="24"/>
+        </w:rPr>
+        <w:t>Коли́ зійшо́в Ти до сме́рти, Життя́ безсме́ртне,* тоді́ ад умертви́в Ти збли́ском божества́.* Коли́ ж і уме́рлих із глиби́н підзе́мних воскреси́в Ти,* всі си́ли небе́сні взива́ли:* Життєда́вче, Хри́сте Бо́же наш, сла́ва Тобі́.</w:t>
       </w:r>
     </w:p>
     <w:p>
@@ -8946,10 +9045,10 @@
         <w:rPr>
           <w:rFonts w:ascii="Times New Roman" w:hAnsi="Times New Roman"/>
           <w:i/>
-          <w:color w:val="FF0000"/>
-          <w:sz w:val="24"/>
-        </w:rPr>
-        <w:t xml:space="preserve">Тропар (г. 4): </w:t>
+          <w:color w:val="FF4400"/>
+          <w:sz w:val="24"/>
+        </w:rPr>
+        <w:t xml:space="preserve">(г. 4): </w:t>
       </w:r>
       <w:r>
         <w:rPr>
@@ -8975,45 +9074,17 @@
         <w:rPr>
           <w:rFonts w:ascii="Times New Roman" w:hAnsi="Times New Roman"/>
           <w:i/>
-          <w:color w:val="FF0000"/>
-          <w:sz w:val="24"/>
-        </w:rPr>
-        <w:t xml:space="preserve">Богородичний (г. 4): </w:t>
-      </w:r>
-      <w:r>
-        <w:rPr>
-          <w:rFonts w:ascii="Times New Roman" w:hAnsi="Times New Roman"/>
-          <w:sz w:val="24"/>
-        </w:rPr>
-        <w:t xml:space="preserve">Таємниця споконвіку закрита й ангелам незнана:* через тебе, Богородице, Бог землянам появився,* прийнявши в </w:t>
-      </w:r>
-      <w:r>
-        <w:rPr>
-          <w:rFonts w:ascii="Times New Roman" w:hAnsi="Times New Roman"/>
-          <w:sz w:val="24"/>
-        </w:rPr>
-        <w:t>незлитній</w:t>
-      </w:r>
-      <w:r>
-        <w:rPr>
-          <w:rFonts w:ascii="Times New Roman" w:hAnsi="Times New Roman"/>
-          <w:sz w:val="24"/>
-        </w:rPr>
-        <w:t xml:space="preserve"> сполуці тіло* і витерпівши задля нас добровільно хрест;* ним він воскресив </w:t>
-      </w:r>
-      <w:r>
-        <w:rPr>
-          <w:rFonts w:ascii="Times New Roman" w:hAnsi="Times New Roman"/>
-          <w:sz w:val="24"/>
-        </w:rPr>
-        <w:t>первоствореного</w:t>
-      </w:r>
-      <w:r>
-        <w:rPr>
-          <w:rFonts w:ascii="Times New Roman" w:hAnsi="Times New Roman"/>
-          <w:sz w:val="24"/>
-        </w:rPr>
-        <w:t>* і спас від смерти душі наші.</w:t>
+          <w:color w:val="FF4400"/>
+          <w:sz w:val="24"/>
+        </w:rPr>
+        <w:t xml:space="preserve">(г. 4): </w:t>
+      </w:r>
+      <w:r>
+        <w:rPr>
+          <w:rFonts w:ascii="Times New Roman" w:hAnsi="Times New Roman"/>
+          <w:sz w:val="24"/>
+        </w:rPr>
+        <w:t>Таємниця споконвіку закрита й ангелам незнана:* через тебе, Богородице, Бог землянам появився,* прийнявши в незлитній сполуці тіло* і витерпівши задля нас добровільно хрест;* ним він воскресив первоствореного* і спас від смерти душі наші.</w:t>
       </w:r>
     </w:p>
     <w:p>
@@ -13847,15 +13918,14 @@
           <w:color w:val="FF4400"/>
           <w:sz w:val="24"/>
         </w:rPr>
-        <w:t>(г. 2):</w:t>
-      </w:r>
-      <w:r>
-        <w:rPr>
-          <w:rFonts w:ascii="Times New Roman" w:hAnsi="Times New Roman"/>
-          <w:color w:val="333333"/>
-          <w:sz w:val="24"/>
-        </w:rPr>
-        <w:t xml:space="preserve"> Коли́ зійшо́в Ти до сме́рти, Життя́ безсме́ртне,* тоді́ ад умертви́в Ти збли́ском божества́.* Коли́ ж і уме́рлих із глиби́н підзе́мних воскреси́в Ти,* всі си́ли небе́сні взива́ли:* Життєда́вче, Хри́сте Бо́же наш, сла́ва Тобі́.</w:t>
+        <w:t xml:space="preserve">(г. 2): </w:t>
+      </w:r>
+      <w:r>
+        <w:rPr>
+          <w:rFonts w:ascii="Times New Roman" w:hAnsi="Times New Roman"/>
+          <w:sz w:val="24"/>
+        </w:rPr>
+        <w:t>Коли́ зійшо́в Ти до сме́рти, Життя́ безсме́ртне,* тоді́ ад умертви́в Ти збли́ском божества́.* Коли́ ж і уме́рлих із глиби́н підзе́мних воскреси́в Ти,* всі си́ли небе́сні взива́ли:* Життєда́вче, Хри́сте Бо́же наш, сла́ва Тобі́.</w:t>
       </w:r>
       <w:r>
         <w:rPr>
@@ -13883,10 +13953,10 @@
         <w:rPr>
           <w:rFonts w:ascii="Times New Roman" w:hAnsi="Times New Roman"/>
           <w:i/>
-          <w:color w:val="FF0000"/>
-          <w:sz w:val="24"/>
-        </w:rPr>
-        <w:t xml:space="preserve">Тропар (г. 4): </w:t>
+          <w:color w:val="FF4400"/>
+          <w:sz w:val="24"/>
+        </w:rPr>
+        <w:t xml:space="preserve">(г. 4): </w:t>
       </w:r>
       <w:r>
         <w:rPr>
@@ -13912,45 +13982,17 @@
         <w:rPr>
           <w:rFonts w:ascii="Times New Roman" w:hAnsi="Times New Roman"/>
           <w:i/>
-          <w:color w:val="FF0000"/>
-          <w:sz w:val="24"/>
-        </w:rPr>
-        <w:t xml:space="preserve">Богородичний (г. 4): </w:t>
-      </w:r>
-      <w:r>
-        <w:rPr>
-          <w:rFonts w:ascii="Times New Roman" w:hAnsi="Times New Roman"/>
-          <w:sz w:val="24"/>
-        </w:rPr>
-        <w:t xml:space="preserve">Таємниця споконвіку закрита й ангелам незнана:* через тебе, Богородице, Бог землянам появився,* прийнявши в </w:t>
-      </w:r>
-      <w:r>
-        <w:rPr>
-          <w:rFonts w:ascii="Times New Roman" w:hAnsi="Times New Roman"/>
-          <w:sz w:val="24"/>
-        </w:rPr>
-        <w:t>незлитній</w:t>
-      </w:r>
-      <w:r>
-        <w:rPr>
-          <w:rFonts w:ascii="Times New Roman" w:hAnsi="Times New Roman"/>
-          <w:sz w:val="24"/>
-        </w:rPr>
-        <w:t xml:space="preserve"> сполуці тіло* і витерпівши задля нас добровільно хрест;* ним він воскресив </w:t>
-      </w:r>
-      <w:r>
-        <w:rPr>
-          <w:rFonts w:ascii="Times New Roman" w:hAnsi="Times New Roman"/>
-          <w:sz w:val="24"/>
-        </w:rPr>
-        <w:t>первоствореного</w:t>
-      </w:r>
-      <w:r>
-        <w:rPr>
-          <w:rFonts w:ascii="Times New Roman" w:hAnsi="Times New Roman"/>
-          <w:sz w:val="24"/>
-        </w:rPr>
-        <w:t>* і спас від смерти душі наші.</w:t>
+          <w:color w:val="FF4400"/>
+          <w:sz w:val="24"/>
+        </w:rPr>
+        <w:t xml:space="preserve">(г. 4): </w:t>
+      </w:r>
+      <w:r>
+        <w:rPr>
+          <w:rFonts w:ascii="Times New Roman" w:hAnsi="Times New Roman"/>
+          <w:sz w:val="24"/>
+        </w:rPr>
+        <w:t>Таємниця споконвіку закрита й ангелам незнана:* через тебе, Богородице, Бог землянам появився,* прийнявши в незлитній сполуці тіло* і витерпівши задля нас добровільно хрест;* ним він воскресив первоствореного* і спас від смерти душі наші.</w:t>
       </w:r>
     </w:p>
     <w:p>

--- a/flow/20230914_vu_template/drafts/2024-08-g/04-НД-Гл.2-сімох отроків ефеських.docx
+++ b/flow/20230914_vu_template/drafts/2024-08-g/04-НД-Гл.2-сімох отроків ефеських.docx
@@ -164,139 +164,225 @@
     </w:p>
     <w:p>
       <w:pPr>
-        <w:spacing w:after="120"/>
-        <w:jc w:val="both"/>
-        <w:rPr>
-          <w:rFonts w:ascii="Times New Roman" w:hAnsi="Times New Roman" w:cs="Times New Roman"/>
-          <w:sz w:val="24"/>
-          <w:szCs w:val="24"/>
-          <w:lang w:val="ru-MD"/>
-        </w:rPr>
-      </w:pPr>
-      <w:r>
-        <w:rPr>
-          <w:rFonts w:ascii="Times New Roman" w:hAnsi="Times New Roman" w:cs="Times New Roman"/>
-          <w:sz w:val="24"/>
-          <w:szCs w:val="24"/>
-          <w:lang w:val="ru-MD"/>
-        </w:rPr>
-        <w:t xml:space="preserve">Святий Боже, святий Кріпкий, святий Безсмертний, помилуй нас </w:t>
-      </w:r>
-      <w:r>
-        <w:rPr>
-          <w:rFonts w:ascii="Times New Roman" w:hAnsi="Times New Roman" w:cs="Times New Roman"/>
-          <w:i/>
-          <w:color w:val="FF0000"/>
-          <w:sz w:val="24"/>
-          <w:szCs w:val="24"/>
-          <w:lang w:val="ru-MD"/>
-        </w:rPr>
-        <w:t>(3</w:t>
-      </w:r>
-      <w:r>
-        <w:rPr>
-          <w:rFonts w:ascii="Times New Roman" w:hAnsi="Times New Roman" w:cs="Times New Roman"/>
-          <w:i/>
-          <w:color w:val="FF0000"/>
-          <w:sz w:val="24"/>
-          <w:szCs w:val="24"/>
-        </w:rPr>
-        <w:t> </w:t>
-      </w:r>
-      <w:r>
-        <w:rPr>
-          <w:rFonts w:ascii="Times New Roman" w:hAnsi="Times New Roman" w:cs="Times New Roman"/>
-          <w:i/>
-          <w:color w:val="FF0000"/>
-          <w:sz w:val="24"/>
-          <w:szCs w:val="24"/>
-          <w:lang w:val="ru-MD"/>
-        </w:rPr>
-        <w:t>р.)</w:t>
-      </w:r>
-      <w:r>
-        <w:rPr>
-          <w:rFonts w:ascii="Times New Roman" w:hAnsi="Times New Roman" w:cs="Times New Roman"/>
-          <w:i/>
-          <w:sz w:val="24"/>
-          <w:szCs w:val="24"/>
-          <w:lang w:val="ru-MD"/>
+        <w:pStyle w:val="a"/>
+        <w:spacing w:after="120"/>
+      </w:pPr>
+      <w:r>
+        <w:rPr>
+          <w:rFonts w:ascii="Times New Roman" w:hAnsi="Times New Roman"/>
+          <w:sz w:val="24"/>
+        </w:rPr>
+        <w:t xml:space="preserve">Святий Боже, святий Кріпкий, святий Безсмертний, помилуй нас. </w:t>
+      </w:r>
+      <w:r>
+        <w:rPr>
+          <w:rFonts w:ascii="Times New Roman" w:hAnsi="Times New Roman"/>
+          <w:i/>
+          <w:color w:val="FF0000"/>
+          <w:sz w:val="24"/>
+        </w:rPr>
+        <w:t>(3 р.)</w:t>
+      </w:r>
+    </w:p>
+    <w:p>
+      <w:pPr>
+        <w:pStyle w:val="a"/>
+        <w:spacing w:after="120"/>
+      </w:pPr>
+      <w:r>
+        <w:rPr>
+          <w:rFonts w:ascii="Times New Roman" w:hAnsi="Times New Roman"/>
+          <w:sz w:val="24"/>
+        </w:rPr>
+        <w:t>Слава Отцю, і Сину, і Святому Духові,* і нині і повсякчас, і на віки віків. Амінь.</w:t>
+      </w:r>
+    </w:p>
+    <w:p>
+      <w:pPr>
+        <w:spacing w:after="120"/>
+        <w:jc w:val="both"/>
+        <w:rPr>
+          <w:rFonts w:ascii="Times New Roman" w:hAnsi="Times New Roman" w:cs="Times New Roman"/>
+          <w:sz w:val="24"/>
+          <w:szCs w:val="24"/>
+        </w:rPr>
+      </w:pPr>
+      <w:r>
+        <w:rPr>
+          <w:rFonts w:ascii="Times New Roman" w:hAnsi="Times New Roman" w:cs="Times New Roman"/>
+          <w:sz w:val="24"/>
+          <w:szCs w:val="24"/>
+        </w:rPr>
+        <w:t>Пресвята Тройце, помилуй нас;* Господи, очисти гріхи наші;* Владико, прости беззаконня наші;* Святий, завітай і зціли немочі наші імени твого ради.</w:t>
+      </w:r>
+    </w:p>
+    <w:p>
+      <w:pPr>
+        <w:spacing w:after="120"/>
+        <w:jc w:val="both"/>
+        <w:rPr>
+          <w:rFonts w:ascii="Times New Roman" w:hAnsi="Times New Roman" w:cs="Times New Roman"/>
+          <w:sz w:val="24"/>
+          <w:szCs w:val="24"/>
+        </w:rPr>
+      </w:pPr>
+      <w:r>
+        <w:rPr>
+          <w:rFonts w:ascii="Times New Roman" w:hAnsi="Times New Roman" w:cs="Times New Roman"/>
+          <w:sz w:val="24"/>
+          <w:szCs w:val="24"/>
+        </w:rPr>
+        <w:t xml:space="preserve">Господи, помилуй </w:t>
+      </w:r>
+      <w:r>
+        <w:rPr>
+          <w:rFonts w:ascii="Times New Roman" w:hAnsi="Times New Roman" w:cs="Times New Roman"/>
+          <w:i/>
+          <w:color w:val="FF0000"/>
+          <w:sz w:val="24"/>
+          <w:szCs w:val="24"/>
+        </w:rPr>
+        <w:t>(3 р.)</w:t>
+      </w:r>
+      <w:r>
+        <w:rPr>
+          <w:rFonts w:ascii="Times New Roman" w:hAnsi="Times New Roman" w:cs="Times New Roman"/>
+          <w:i/>
+          <w:sz w:val="24"/>
+          <w:szCs w:val="24"/>
         </w:rPr>
         <w:t>.</w:t>
       </w:r>
     </w:p>
     <w:p>
       <w:pPr>
-        <w:spacing w:after="120"/>
-        <w:jc w:val="both"/>
-        <w:rPr>
-          <w:rFonts w:ascii="Times New Roman" w:hAnsi="Times New Roman" w:cs="Times New Roman"/>
-          <w:sz w:val="24"/>
-          <w:szCs w:val="24"/>
-        </w:rPr>
-      </w:pPr>
-      <w:r>
-        <w:rPr>
-          <w:rFonts w:ascii="Times New Roman" w:hAnsi="Times New Roman" w:cs="Times New Roman"/>
-          <w:sz w:val="24"/>
-          <w:szCs w:val="24"/>
-        </w:rPr>
-        <w:t>Слава Отцю, і Сину, і Святому Духові,* і нині і повсякчас, і на віки віків. Амінь.</w:t>
-      </w:r>
-    </w:p>
-    <w:p>
-      <w:pPr>
-        <w:spacing w:after="120"/>
-        <w:jc w:val="both"/>
-        <w:rPr>
-          <w:rFonts w:ascii="Times New Roman" w:hAnsi="Times New Roman" w:cs="Times New Roman"/>
-          <w:sz w:val="24"/>
-          <w:szCs w:val="24"/>
-        </w:rPr>
-      </w:pPr>
-      <w:r>
-        <w:rPr>
-          <w:rFonts w:ascii="Times New Roman" w:hAnsi="Times New Roman" w:cs="Times New Roman"/>
-          <w:sz w:val="24"/>
-          <w:szCs w:val="24"/>
-        </w:rPr>
-        <w:t>Пресвята Тройце, помилуй нас;* Господи, очисти гріхи наші;* Владико, прости беззаконня наші;* Святий, завітай і зціли немочі наші імени твого ради.</w:t>
-      </w:r>
-    </w:p>
-    <w:p>
-      <w:pPr>
-        <w:spacing w:after="120"/>
-        <w:jc w:val="both"/>
-        <w:rPr>
-          <w:rFonts w:ascii="Times New Roman" w:hAnsi="Times New Roman" w:cs="Times New Roman"/>
-          <w:sz w:val="24"/>
-          <w:szCs w:val="24"/>
-        </w:rPr>
-      </w:pPr>
-      <w:r>
-        <w:rPr>
-          <w:rFonts w:ascii="Times New Roman" w:hAnsi="Times New Roman" w:cs="Times New Roman"/>
-          <w:sz w:val="24"/>
-          <w:szCs w:val="24"/>
-        </w:rPr>
-        <w:t xml:space="preserve">Господи, помилуй </w:t>
-      </w:r>
-      <w:r>
-        <w:rPr>
-          <w:rFonts w:ascii="Times New Roman" w:hAnsi="Times New Roman" w:cs="Times New Roman"/>
-          <w:i/>
-          <w:color w:val="FF0000"/>
-          <w:sz w:val="24"/>
-          <w:szCs w:val="24"/>
-        </w:rPr>
-        <w:t>(3 р.)</w:t>
-      </w:r>
-      <w:r>
-        <w:rPr>
-          <w:rFonts w:ascii="Times New Roman" w:hAnsi="Times New Roman" w:cs="Times New Roman"/>
-          <w:i/>
-          <w:sz w:val="24"/>
-          <w:szCs w:val="24"/>
+        <w:pStyle w:val="a"/>
+        <w:spacing w:after="120"/>
+      </w:pPr>
+      <w:r>
+        <w:rPr>
+          <w:rFonts w:ascii="Times New Roman" w:hAnsi="Times New Roman"/>
+          <w:sz w:val="24"/>
+        </w:rPr>
+        <w:t xml:space="preserve">Слава </w:t>
+      </w:r>
+      <w:r>
+        <w:rPr>
+          <w:rFonts w:ascii="Times New Roman" w:hAnsi="Times New Roman"/>
+          <w:sz w:val="24"/>
+        </w:rPr>
+        <w:t>Отцю</w:t>
+      </w:r>
+      <w:r>
+        <w:rPr>
+          <w:rFonts w:ascii="Times New Roman" w:hAnsi="Times New Roman"/>
+          <w:sz w:val="24"/>
+        </w:rPr>
+        <w:t xml:space="preserve">, і Сину, і Святому </w:t>
+      </w:r>
+      <w:r>
+        <w:rPr>
+          <w:rFonts w:ascii="Times New Roman" w:hAnsi="Times New Roman"/>
+          <w:sz w:val="24"/>
+        </w:rPr>
+        <w:t>Духові</w:t>
+      </w:r>
+      <w:r>
+        <w:rPr>
+          <w:rFonts w:ascii="Times New Roman" w:hAnsi="Times New Roman"/>
+          <w:sz w:val="24"/>
+        </w:rPr>
+        <w:t>,</w:t>
+      </w:r>
+      <w:r>
+        <w:rPr>
+          <w:rFonts w:ascii="Times New Roman" w:hAnsi="Times New Roman"/>
+          <w:sz w:val="24"/>
+        </w:rPr>
+        <w:t xml:space="preserve">* </w:t>
+      </w:r>
+      <w:r>
+        <w:rPr>
+          <w:rFonts w:ascii="Times New Roman" w:hAnsi="Times New Roman"/>
+          <w:sz w:val="24"/>
+        </w:rPr>
+        <w:t>і</w:t>
+      </w:r>
+      <w:r>
+        <w:rPr>
+          <w:rFonts w:ascii="Times New Roman" w:hAnsi="Times New Roman"/>
+          <w:b/>
+          <w:sz w:val="24"/>
+        </w:rPr>
+        <w:t xml:space="preserve"> </w:t>
+      </w:r>
+      <w:r>
+        <w:rPr>
+          <w:rFonts w:ascii="Times New Roman" w:hAnsi="Times New Roman"/>
+          <w:sz w:val="24"/>
+        </w:rPr>
+        <w:t>нині</w:t>
+      </w:r>
+      <w:r>
+        <w:rPr>
+          <w:rFonts w:ascii="Times New Roman" w:hAnsi="Times New Roman"/>
+          <w:sz w:val="24"/>
+        </w:rPr>
+        <w:t xml:space="preserve"> і </w:t>
+      </w:r>
+      <w:r>
+        <w:rPr>
+          <w:rFonts w:ascii="Times New Roman" w:hAnsi="Times New Roman"/>
+          <w:sz w:val="24"/>
+        </w:rPr>
+        <w:t>повсякчас</w:t>
+      </w:r>
+      <w:r>
+        <w:rPr>
+          <w:rFonts w:ascii="Times New Roman" w:hAnsi="Times New Roman"/>
+          <w:sz w:val="24"/>
+        </w:rPr>
+        <w:t xml:space="preserve">, і на </w:t>
+      </w:r>
+      <w:r>
+        <w:rPr>
+          <w:rFonts w:ascii="Times New Roman" w:hAnsi="Times New Roman"/>
+          <w:sz w:val="24"/>
+        </w:rPr>
+        <w:t>віки</w:t>
+      </w:r>
+      <w:r>
+        <w:rPr>
+          <w:rFonts w:ascii="Times New Roman" w:hAnsi="Times New Roman"/>
+          <w:sz w:val="24"/>
+        </w:rPr>
+        <w:t xml:space="preserve"> </w:t>
+      </w:r>
+      <w:r>
+        <w:rPr>
+          <w:rFonts w:ascii="Times New Roman" w:hAnsi="Times New Roman"/>
+          <w:sz w:val="24"/>
+        </w:rPr>
+        <w:t>віків</w:t>
+      </w:r>
+      <w:r>
+        <w:rPr>
+          <w:rFonts w:ascii="Times New Roman" w:hAnsi="Times New Roman"/>
+          <w:sz w:val="24"/>
+        </w:rPr>
+        <w:t xml:space="preserve">. </w:t>
+      </w:r>
+      <w:r>
+        <w:rPr>
+          <w:rFonts w:ascii="Times New Roman" w:hAnsi="Times New Roman"/>
+          <w:sz w:val="24"/>
+        </w:rPr>
+        <w:t>Амінь</w:t>
+      </w:r>
+      <w:r>
+        <w:rPr>
+          <w:rFonts w:ascii="Times New Roman" w:hAnsi="Times New Roman"/>
+          <w:sz w:val="24"/>
         </w:rPr>
         <w:t>.</w:t>
       </w:r>
@@ -317,25 +403,6 @@
           <w:sz w:val="24"/>
           <w:szCs w:val="24"/>
         </w:rPr>
-        <w:t>Слава Отцю, і Сину, і Святому Духові.* І нині і повсякчас, і на віки віків. Амінь.</w:t>
-      </w:r>
-    </w:p>
-    <w:p>
-      <w:pPr>
-        <w:spacing w:after="120"/>
-        <w:jc w:val="both"/>
-        <w:rPr>
-          <w:rFonts w:ascii="Times New Roman" w:hAnsi="Times New Roman" w:cs="Times New Roman"/>
-          <w:sz w:val="24"/>
-          <w:szCs w:val="24"/>
-        </w:rPr>
-      </w:pPr>
-      <w:r>
-        <w:rPr>
-          <w:rFonts w:ascii="Times New Roman" w:hAnsi="Times New Roman" w:cs="Times New Roman"/>
-          <w:sz w:val="24"/>
-          <w:szCs w:val="24"/>
-        </w:rPr>
         <w:t>Отче наш, що єси на небесах,* нехай святиться ім’я твоє,* нехай прийде царство твоє,* нехай буде воля твоя, як на небі, так і на землі.* Хліб наш насущний дай нам сьогодні,* і прости нам провини наші,* як і ми прощаємо винуватцям нашим,* і не введи нас у спокусу,* але визволи нас від лукавого.</w:t>
       </w:r>
     </w:p>
@@ -411,7 +478,7 @@
           <w:sz w:val="24"/>
           <w:szCs w:val="24"/>
         </w:rPr>
-        <w:t>(12 р.)</w:t>
+        <w:t>(12 р.)</w:t>
       </w:r>
       <w:r>
         <w:rPr>
@@ -1173,7 +1240,7 @@
           <w:sz w:val="24"/>
           <w:szCs w:val="24"/>
         </w:rPr>
-        <w:t xml:space="preserve"> Господи щедрий і милосердний, довготерпеливий і многомилостивий! Вислухай молитви наші і зверни увагу на голос моління нашого і яви нам знак милости твоєї, наведи нас на </w:t>
+        <w:t xml:space="preserve"> Господи щедрий і милосердний, довготерпеливий і многомилостивий! Вислухай молитви наші і зверни увагу на голос моління нашого і яви нам знак милости твоєї, наведи нас на </w:t>
       </w:r>
       <w:r>
         <w:rPr>
@@ -1202,7 +1269,7 @@
           <w:sz w:val="24"/>
           <w:szCs w:val="24"/>
         </w:rPr>
-        <w:t>2. </w:t>
+        <w:t xml:space="preserve">2. </w:t>
       </w:r>
       <w:r>
         <w:rPr>
@@ -1238,27 +1305,27 @@
           <w:sz w:val="24"/>
           <w:szCs w:val="24"/>
         </w:rPr>
-        <w:t> Господи, Боже наш! Згадай нас грішних і недостойних слуг твоїх, коли призиваємо святе ім'я твоє, і не осороми нас, коли очікуємо милости твоєї, але вислухай, Господи, усі наші спасенні прохання, і вчини нас достойними любити і боятися тебе від усього серця нашого і творити в усьому волю твою. Бо ти є добрий і людинолюбний Бог, і тобі славу віддаємо: Отцю, і Сину, і Святому Духові, нині і повсякчас, і на віки віків. Амінь.</w:t>
-      </w:r>
-    </w:p>
-    <w:p>
-      <w:pPr>
-        <w:spacing w:after="120"/>
-        <w:jc w:val="both"/>
-        <w:rPr>
-          <w:rFonts w:ascii="Times New Roman" w:hAnsi="Times New Roman" w:cs="Times New Roman"/>
-          <w:sz w:val="24"/>
-          <w:szCs w:val="24"/>
-        </w:rPr>
-      </w:pPr>
-      <w:r>
-        <w:rPr>
-          <w:rFonts w:ascii="Times New Roman" w:hAnsi="Times New Roman" w:cs="Times New Roman"/>
-          <w:color w:val="FF0000"/>
-          <w:sz w:val="24"/>
-          <w:szCs w:val="24"/>
-        </w:rPr>
-        <w:t>4. </w:t>
+        <w:t xml:space="preserve"> Господи, Боже наш! Згадай нас грішних і недостойних слуг твоїх, коли призиваємо святе ім'я твоє, і не осороми нас, коли очікуємо милости твоєї, але вислухай, Господи, усі наші спасенні прохання, і вчини нас достойними любити і боятися тебе від усього серця нашого і творити в усьому волю твою. Бо ти є добрий і людинолюбний Бог, і тобі славу віддаємо: Отцю, і Сину, і Святому Духові, нині і повсякчас, і на віки віків. Амінь.</w:t>
+      </w:r>
+    </w:p>
+    <w:p>
+      <w:pPr>
+        <w:spacing w:after="120"/>
+        <w:jc w:val="both"/>
+        <w:rPr>
+          <w:rFonts w:ascii="Times New Roman" w:hAnsi="Times New Roman" w:cs="Times New Roman"/>
+          <w:sz w:val="24"/>
+          <w:szCs w:val="24"/>
+        </w:rPr>
+      </w:pPr>
+      <w:r>
+        <w:rPr>
+          <w:rFonts w:ascii="Times New Roman" w:hAnsi="Times New Roman" w:cs="Times New Roman"/>
+          <w:color w:val="FF0000"/>
+          <w:sz w:val="24"/>
+          <w:szCs w:val="24"/>
+        </w:rPr>
+        <w:t xml:space="preserve">4. </w:t>
       </w:r>
       <w:r>
         <w:rPr>
@@ -1294,7 +1361,7 @@
           <w:sz w:val="24"/>
           <w:szCs w:val="24"/>
         </w:rPr>
-        <w:t> Благословенний ти, Господи Боже, Вседержителю, що знаєш думки людські, що відаєш те, чого ми потребуємо, і багато більше, ніж ми просимо, або розуміємо. Самий ти, людинолюбний Царю, у всьому добрий, задовольни нас багатством твоїх ласк, щоб ми непостидною совістю призивали святе ім'я твоє; і не введи нас у спокусу, але визволь нас від злого, і провидінням твоїм дай нам усе корисне. Бо тобі належить усяка слава, честь і поклоніння: Отцю, і Сину, і Святому Духові, нині і повсякчас, і на віки віків. Амінь.</w:t>
+        <w:t xml:space="preserve"> Благословенний ти, Господи Боже, Вседержителю, що знаєш думки людські, що відаєш те, чого ми потребуємо, і багато більше, ніж ми просимо, або розуміємо. Самий ти, людинолюбний Царю, у всьому добрий, задовольни нас багатством твоїх ласк, щоб ми непостидною совістю призивали святе ім'я твоє; і не введи нас у спокусу, але визволь нас від злого, і провидінням твоїм дай нам усе корисне. Бо тобі належить усяка слава, честь і поклоніння: Отцю, і Сину, і Святому Духові, нині і повсякчас, і на віки віків. Амінь.</w:t>
       </w:r>
     </w:p>
     <w:p>
@@ -1322,7 +1389,7 @@
           <w:sz w:val="24"/>
           <w:szCs w:val="24"/>
         </w:rPr>
-        <w:t> Господи, Господи, що пречистою твоєю долонею все утримуєш, що довго терпиш нам усім, і жалієшся задля нашої злоби! Згадай твої милості і ласки, відвідай нас у твоїй доброті і дай нам пройти й останок нинішнього дня вільним від різних затій лукавого, і збережи наше життя без напастувань, благодаттю Святого твого Духа, − милістю, щедротами і людинолюб'ям єдинородного Сина твого, з яким і ти є благословенний, з пресвятим, добрим і животворящим твоїм Духом, нині і повсякчас, і на віки віків. Амінь.</w:t>
+        <w:t xml:space="preserve"> Господи, Господи, що пречистою твоєю долонею все утримуєш, що довго терпиш нам усім, і жалієшся задля нашої злоби! Згадай твої милості і ласки, відвідай нас у твоїй доброті і дай нам пройти й останок нинішнього дня вільним від різних затій лукавого, і збережи наше життя без напастувань, благодаттю Святого твого Духа, − милістю, щедротами і людинолюб'ям єдинородного Сина твого, з яким і ти є благословенний, з пресвятим, добрим і животворящим твоїм Духом, нині і повсякчас, і на віки віків. Амінь.</w:t>
       </w:r>
     </w:p>
     <w:p>
@@ -1350,7 +1417,7 @@
           <w:sz w:val="24"/>
           <w:szCs w:val="24"/>
         </w:rPr>
-        <w:t> Боже великий і дивний, що несказанною добрістю і багатим промислом усім управляєш, і дав нам земні добра й запевнив нам обіцяне царство уділеними ласками впродовж цього дня, остерігши нас від усякого лиха! Дай нам і решту непорочно докінчити перед святою твоєю славою і величати тебе одного і доброго, і людинолюбного Бога нашого. Бо ти Бог наш і тобі славу віддаємо: Отцю, і Сину, і Святому Духові, нині і повсякчас, і на віки віків. Амінь.</w:t>
+        <w:t xml:space="preserve"> Боже великий і дивний, що несказанною добрістю і багатим промислом усім управляєш, і дав нам земні добра й запевнив нам обіцяне царство уділеними ласками впродовж цього дня, остерігши нас від усякого лиха! Дай нам і решту непорочно докінчити перед святою твоєю славою і величати тебе одного і доброго, і людинолюбного Бога нашого. Бо ти Бог наш і тобі славу віддаємо: Отцю, і Сину, і Святому Духові, нині і повсякчас, і на віки віків. Амінь.</w:t>
       </w:r>
     </w:p>
     <w:p>
@@ -1378,7 +1445,7 @@
           <w:sz w:val="24"/>
           <w:szCs w:val="24"/>
         </w:rPr>
-        <w:t xml:space="preserve"> Боже великий і вишній, в тебе одного є безсмертність і в світлі живеш недоступнім. Ти все створіння мудро створив, відокремив світло від темряви і сонце поклав, щоб правити днем, а місяць і зорі, щоб володіли ніччю, нас же грішних вчинив достойними і в теперішню годину стати перед твоїм обличчям, щоб тебе визнавати і принести тобі вечірнє славослов'я. Направ, Людинолюбче, молитву нашу, немов кадило, перед тобою і прийми її, як благовонний запах. Дай нам мирний цей вечір і близьку вже ніч; зодягни нас у броню світла; визволь нас від нічного страху і всякої речі, що в темряві з'являється, і дай сон, що його ти дарував на відпочинок нашій немічності, вільний від усякого маріння диявольського. Владико, давче добра, хай і на нашій постелі, бувши тобі милими, згадуємо вночі твоє ім'я і, просвічувані навчанням твоїх заповідей, встанемо в душевній радості до звеличування </w:t>
+        <w:t xml:space="preserve"> Боже великий і вишній, в тебе одного є безсмертність і в світлі живеш недоступнім. Ти все створіння мудро створив, відокремив світло від темряви і сонце поклав, щоб правити днем, а місяць і зорі, щоб володіли ніччю, нас же грішних вчинив достойними і в теперішню годину стати перед твоїм обличчям, щоб тебе визнавати і принести тобі вечірнє славослов'я. Направ, Людинолюбче, молитву нашу, немов кадило, перед тобою і прийми її, як благовонний запах. Дай нам мирний цей вечір і близьку вже ніч; зодягни нас у броню світла; визволь нас від нічного страху і всякої речі, що в темряві з'являється, і дай сон, що його ти дарував на відпочинок нашій немічності, вільний від усякого маріння диявольського. Владико, давче добра, хай і на нашій постелі, бувши тобі милими, згадуємо вночі твоє ім'я і, просвічувані навчанням твоїх заповідей, встанемо в душевній радості до звеличування </w:t>
       </w:r>
       <w:r>
         <w:rPr>
@@ -2449,7 +2516,7 @@
           <w:color w:val="FF0000"/>
           <w:sz w:val="24"/>
         </w:rPr>
-        <w:t>(3 р.)</w:t>
+        <w:t>(3 р.)</w:t>
       </w:r>
     </w:p>
     <w:p>
@@ -4199,7 +4266,7 @@
           <w:sz w:val="24"/>
           <w:szCs w:val="24"/>
         </w:rPr>
-        <w:t>(г. 8, подібний: О, преславне чудо):</w:t>
+        <w:t>(г. 8, подібний: О, преславне чудо):</w:t>
       </w:r>
       <w:r>
         <w:rPr>
@@ -4377,7 +4444,7 @@
           <w:sz w:val="24"/>
           <w:szCs w:val="24"/>
         </w:rPr>
-        <w:t>(г. 8):</w:t>
+        <w:t>(г. 8):</w:t>
       </w:r>
       <w:r>
         <w:rPr>
@@ -4711,19 +4778,17 @@
       </w:pPr>
       <w:r>
         <w:rPr>
-          <w:rFonts w:ascii="Times New Roman" w:hAnsi="Times New Roman" w:cs="Times New Roman"/>
+          <w:rFonts w:ascii="Times New Roman" w:hAnsi="Times New Roman"/>
           <w:i/>
           <w:color w:val="FF4400"/>
           <w:sz w:val="24"/>
-          <w:szCs w:val="24"/>
         </w:rPr>
         <w:t>Священик:</w:t>
       </w:r>
       <w:r>
         <w:rPr>
-          <w:rFonts w:ascii="Times New Roman" w:hAnsi="Times New Roman" w:cs="Times New Roman"/>
-          <w:sz w:val="24"/>
-          <w:szCs w:val="24"/>
+          <w:rFonts w:ascii="Times New Roman" w:hAnsi="Times New Roman"/>
+          <w:sz w:val="24"/>
         </w:rPr>
         <w:t xml:space="preserve"> Мир всім.</w:t>
       </w:r>
@@ -6069,21 +6134,19 @@
       </w:pPr>
       <w:r>
         <w:rPr>
-          <w:rFonts w:ascii="Times New Roman" w:hAnsi="Times New Roman" w:cs="Times New Roman"/>
+          <w:rFonts w:ascii="Times New Roman" w:hAnsi="Times New Roman"/>
           <w:i/>
           <w:color w:val="FF4400"/>
           <w:sz w:val="24"/>
-          <w:szCs w:val="24"/>
         </w:rPr>
         <w:t>Священик:</w:t>
       </w:r>
       <w:r>
         <w:rPr>
-          <w:rFonts w:ascii="Times New Roman" w:hAnsi="Times New Roman" w:cs="Times New Roman"/>
-          <w:sz w:val="24"/>
-          <w:szCs w:val="24"/>
-        </w:rPr>
-        <w:t xml:space="preserve"> Бо Ти – Бог милости, ласк і людинолюбности, і Тобі славу віддаємо, Отцю, і Сину, і Святому Духові, нині, і повсякчас, і на віки віків.</w:t>
+          <w:rFonts w:ascii="Times New Roman" w:hAnsi="Times New Roman"/>
+          <w:sz w:val="24"/>
+        </w:rPr>
+        <w:t xml:space="preserve"> Бо Ти – Бог милости, ласк і людинолюбности, і Тобі славу віддаємо, Отцю, і Сину, і Святому Духові, нині, і повсякчас, і на віки віків.</w:t>
       </w:r>
     </w:p>
     <w:p>
@@ -6136,19 +6199,17 @@
       </w:pPr>
       <w:r>
         <w:rPr>
-          <w:rFonts w:ascii="Times New Roman" w:hAnsi="Times New Roman" w:cs="Times New Roman"/>
+          <w:rFonts w:ascii="Times New Roman" w:hAnsi="Times New Roman"/>
           <w:i/>
           <w:color w:val="FF4400"/>
           <w:sz w:val="24"/>
-          <w:szCs w:val="24"/>
         </w:rPr>
         <w:t>Священик:</w:t>
       </w:r>
       <w:r>
         <w:rPr>
-          <w:rFonts w:ascii="Times New Roman" w:hAnsi="Times New Roman" w:cs="Times New Roman"/>
-          <w:sz w:val="24"/>
-          <w:szCs w:val="24"/>
+          <w:rFonts w:ascii="Times New Roman" w:hAnsi="Times New Roman"/>
+          <w:sz w:val="24"/>
         </w:rPr>
         <w:t xml:space="preserve"> Мир всім.</w:t>
       </w:r>
@@ -6279,6 +6340,7 @@
     </w:p>
     <w:p>
       <w:pPr>
+        <w:pStyle w:val="a"/>
         <w:spacing w:after="120"/>
       </w:pPr>
       <w:r>
@@ -6304,15 +6366,7 @@
           <w:color w:val="000000"/>
           <w:sz w:val="24"/>
         </w:rPr>
-        <w:t>Нехай буде влада царства Твого благос</w:t>
-      </w:r>
-      <w:r>
-        <w:rPr>
-          <w:rFonts w:ascii="Times New Roman" w:hAnsi="Times New Roman"/>
-          <w:color w:val="000000"/>
-          <w:sz w:val="24"/>
-        </w:rPr>
-        <w:t>ловенна і дуже прославлена: Отця, і Сина, і Святого Духа, нині і повсякчас, і на віки віків.</w:t>
+        <w:t>Нехай буде влада царства Твого благословенна і дуже прославлена: Отця, і Сина, і Святого Духа, нині і повсякчас, і на віки віків.</w:t>
       </w:r>
     </w:p>
     <w:p>
@@ -6690,49 +6744,35 @@
     </w:p>
     <w:p>
       <w:pPr>
-        <w:spacing w:after="120"/>
-        <w:jc w:val="both"/>
-        <w:rPr>
-          <w:rFonts w:ascii="Times New Roman" w:hAnsi="Times New Roman" w:cs="Times New Roman"/>
-          <w:i/>
-          <w:sz w:val="24"/>
-          <w:szCs w:val="24"/>
-        </w:rPr>
-      </w:pPr>
-      <w:r>
-        <w:rPr>
-          <w:rFonts w:ascii="Times New Roman" w:hAnsi="Times New Roman" w:cs="Times New Roman"/>
-          <w:sz w:val="24"/>
-          <w:szCs w:val="24"/>
-        </w:rPr>
-        <w:t xml:space="preserve">Святий Боже, святий Кріпкий, святий Безсмертний, помилуй нас </w:t>
-      </w:r>
-      <w:r>
-        <w:rPr>
-          <w:rFonts w:ascii="Times New Roman" w:hAnsi="Times New Roman" w:cs="Times New Roman"/>
-          <w:i/>
-          <w:color w:val="FF0000"/>
-          <w:sz w:val="24"/>
-          <w:szCs w:val="24"/>
-        </w:rPr>
-        <w:t>(3 р.)</w:t>
-      </w:r>
-    </w:p>
-    <w:p>
-      <w:pPr>
-        <w:spacing w:after="120"/>
-        <w:jc w:val="both"/>
-        <w:rPr>
-          <w:rFonts w:ascii="Times New Roman" w:hAnsi="Times New Roman" w:cs="Times New Roman"/>
-          <w:sz w:val="24"/>
-          <w:szCs w:val="24"/>
-        </w:rPr>
-      </w:pPr>
-      <w:r>
-        <w:rPr>
-          <w:rFonts w:ascii="Times New Roman" w:hAnsi="Times New Roman" w:cs="Times New Roman"/>
-          <w:sz w:val="24"/>
-          <w:szCs w:val="24"/>
+        <w:pStyle w:val="a"/>
+        <w:spacing w:after="120"/>
+      </w:pPr>
+      <w:r>
+        <w:rPr>
+          <w:rFonts w:ascii="Times New Roman" w:hAnsi="Times New Roman"/>
+          <w:sz w:val="24"/>
+        </w:rPr>
+        <w:t xml:space="preserve">Святий Боже, святий Кріпкий, святий Безсмертний, помилуй нас. </w:t>
+      </w:r>
+      <w:r>
+        <w:rPr>
+          <w:rFonts w:ascii="Times New Roman" w:hAnsi="Times New Roman"/>
+          <w:i/>
+          <w:color w:val="FF0000"/>
+          <w:sz w:val="24"/>
+        </w:rPr>
+        <w:t>(3 р.)</w:t>
+      </w:r>
+    </w:p>
+    <w:p>
+      <w:pPr>
+        <w:pStyle w:val="a"/>
+        <w:spacing w:after="120"/>
+      </w:pPr>
+      <w:r>
+        <w:rPr>
+          <w:rFonts w:ascii="Times New Roman" w:hAnsi="Times New Roman"/>
+          <w:sz w:val="24"/>
         </w:rPr>
         <w:t>Слава Отцю, і Сину, і Святому Духові,* і нині і повсякчас, і на віки віків. Амінь.</w:t>
       </w:r>
@@ -6758,32 +6798,38 @@
     </w:p>
     <w:p>
       <w:pPr>
-        <w:spacing w:after="120"/>
-        <w:jc w:val="both"/>
-        <w:rPr>
-          <w:rFonts w:ascii="Times New Roman" w:hAnsi="Times New Roman" w:cs="Times New Roman"/>
-          <w:i/>
-          <w:sz w:val="24"/>
-          <w:szCs w:val="24"/>
-        </w:rPr>
-      </w:pPr>
-      <w:r>
-        <w:rPr>
-          <w:rFonts w:ascii="Times New Roman" w:hAnsi="Times New Roman" w:cs="Times New Roman"/>
-          <w:sz w:val="24"/>
-          <w:szCs w:val="24"/>
-        </w:rPr>
-        <w:t xml:space="preserve">Господи, помилуй </w:t>
-      </w:r>
-      <w:r>
-        <w:rPr>
-          <w:rFonts w:ascii="Times New Roman" w:hAnsi="Times New Roman" w:cs="Times New Roman"/>
-          <w:i/>
-          <w:color w:val="FF0000"/>
-          <w:sz w:val="24"/>
-          <w:szCs w:val="24"/>
-        </w:rPr>
-        <w:t>(3 р.)</w:t>
+        <w:pStyle w:val="a"/>
+        <w:spacing w:after="120"/>
+      </w:pPr>
+      <w:r>
+        <w:rPr>
+          <w:rFonts w:ascii="Times New Roman" w:hAnsi="Times New Roman"/>
+          <w:sz w:val="24"/>
+        </w:rPr>
+        <w:t>Господи, помилуй</w:t>
+      </w:r>
+      <w:r>
+        <w:rPr>
+          <w:rFonts w:ascii="Times New Roman" w:hAnsi="Times New Roman"/>
+          <w:sz w:val="24"/>
+        </w:rPr>
+        <w:t>.</w:t>
+      </w:r>
+      <w:r>
+        <w:rPr>
+          <w:rFonts w:ascii="Times New Roman" w:hAnsi="Times New Roman"/>
+          <w:sz w:val="24"/>
+        </w:rPr>
+        <w:t xml:space="preserve"> </w:t>
+      </w:r>
+      <w:r>
+        <w:rPr>
+          <w:rFonts w:ascii="Times New Roman" w:hAnsi="Times New Roman"/>
+          <w:i/>
+          <w:color w:val="FF0000"/>
+          <w:sz w:val="24"/>
+        </w:rPr>
+        <w:t>(3 р.)</w:t>
       </w:r>
     </w:p>
     <w:p>
@@ -7133,19 +7179,17 @@
       </w:pPr>
       <w:r>
         <w:rPr>
-          <w:rFonts w:ascii="Times New Roman" w:hAnsi="Times New Roman" w:cs="Times New Roman"/>
+          <w:rFonts w:ascii="Times New Roman" w:hAnsi="Times New Roman"/>
           <w:i/>
           <w:color w:val="FF4400"/>
           <w:sz w:val="24"/>
-          <w:szCs w:val="24"/>
         </w:rPr>
         <w:t>Священик:</w:t>
       </w:r>
       <w:r>
         <w:rPr>
-          <w:rFonts w:ascii="Times New Roman" w:hAnsi="Times New Roman" w:cs="Times New Roman"/>
-          <w:sz w:val="24"/>
-          <w:szCs w:val="24"/>
+          <w:rFonts w:ascii="Times New Roman" w:hAnsi="Times New Roman"/>
+          <w:sz w:val="24"/>
         </w:rPr>
         <w:t xml:space="preserve"> Благословенний Христос, Бог наш, завжди, нині і повсякчас, і на віки віків.</w:t>
       </w:r>
@@ -7200,19 +7244,17 @@
       </w:pPr>
       <w:r>
         <w:rPr>
-          <w:rFonts w:ascii="Times New Roman" w:hAnsi="Times New Roman" w:cs="Times New Roman"/>
+          <w:rFonts w:ascii="Times New Roman" w:hAnsi="Times New Roman"/>
           <w:i/>
           <w:color w:val="FF4400"/>
           <w:sz w:val="24"/>
-          <w:szCs w:val="24"/>
         </w:rPr>
         <w:t>Священик:</w:t>
       </w:r>
       <w:r>
         <w:rPr>
-          <w:rFonts w:ascii="Times New Roman" w:hAnsi="Times New Roman" w:cs="Times New Roman"/>
-          <w:sz w:val="24"/>
-          <w:szCs w:val="24"/>
+          <w:rFonts w:ascii="Times New Roman" w:hAnsi="Times New Roman"/>
+          <w:sz w:val="24"/>
         </w:rPr>
         <w:t xml:space="preserve"> Пресвята Богородице, спаси нас.</w:t>
       </w:r>
@@ -7258,19 +7300,17 @@
       </w:pPr>
       <w:r>
         <w:rPr>
-          <w:rFonts w:ascii="Times New Roman" w:hAnsi="Times New Roman" w:cs="Times New Roman"/>
+          <w:rFonts w:ascii="Times New Roman" w:hAnsi="Times New Roman"/>
           <w:i/>
           <w:color w:val="FF4400"/>
           <w:sz w:val="24"/>
-          <w:szCs w:val="24"/>
         </w:rPr>
         <w:t>Священик:</w:t>
       </w:r>
       <w:r>
         <w:rPr>
-          <w:rFonts w:ascii="Times New Roman" w:hAnsi="Times New Roman" w:cs="Times New Roman"/>
-          <w:sz w:val="24"/>
-          <w:szCs w:val="24"/>
+          <w:rFonts w:ascii="Times New Roman" w:hAnsi="Times New Roman"/>
+          <w:sz w:val="24"/>
         </w:rPr>
         <w:t xml:space="preserve"> Слава тобі, Христе Боже, надіє наша, слава тобі!</w:t>
       </w:r>
@@ -7311,7 +7351,7 @@
           <w:sz w:val="24"/>
           <w:szCs w:val="24"/>
         </w:rPr>
-        <w:t>(3 р.)</w:t>
+        <w:t>(3 р.)</w:t>
       </w:r>
       <w:r>
         <w:rPr>
@@ -7332,44 +7372,35 @@
       </w:r>
     </w:p>
     <w:p>
-      <w:pPr>
-        <w:rPr>
-          <w:rFonts w:ascii="Times New Roman" w:hAnsi="Times New Roman" w:cs="Times New Roman"/>
-        </w:rPr>
-      </w:pPr>
-      <w:r>
-        <w:rPr>
-          <w:rFonts w:ascii="Times New Roman" w:hAnsi="Times New Roman" w:cs="Times New Roman"/>
+      <w:r>
+        <w:rPr>
+          <w:rFonts w:ascii="Times New Roman" w:hAnsi="Times New Roman"/>
           <w:i/>
           <w:color w:val="FF4400"/>
           <w:sz w:val="24"/>
-          <w:szCs w:val="24"/>
         </w:rPr>
         <w:t>Священик:</w:t>
       </w:r>
       <w:r>
         <w:rPr>
-          <w:rFonts w:ascii="Times New Roman" w:hAnsi="Times New Roman" w:cs="Times New Roman"/>
-          <w:sz w:val="24"/>
-          <w:szCs w:val="24"/>
+          <w:rFonts w:ascii="Times New Roman" w:hAnsi="Times New Roman"/>
+          <w:sz w:val="24"/>
         </w:rPr>
         <w:t xml:space="preserve"> Христос, що воскрес із мертвих, істинний Бог наш - молитвами пречистої Своєї Матері, святих славних і всехвальних апостолів, святого, </w:t>
       </w:r>
       <w:r>
         <w:rPr>
-          <w:rFonts w:ascii="Times New Roman" w:hAnsi="Times New Roman" w:cs="Times New Roman"/>
+          <w:rFonts w:ascii="Times New Roman" w:hAnsi="Times New Roman"/>
           <w:i/>
           <w:color w:val="FF4400"/>
           <w:sz w:val="24"/>
-          <w:szCs w:val="24"/>
         </w:rPr>
         <w:t>якого є храм</w:t>
       </w:r>
       <w:r>
         <w:rPr>
-          <w:rFonts w:ascii="Times New Roman" w:hAnsi="Times New Roman" w:cs="Times New Roman"/>
-          <w:sz w:val="24"/>
-          <w:szCs w:val="24"/>
+          <w:rFonts w:ascii="Times New Roman" w:hAnsi="Times New Roman"/>
+          <w:sz w:val="24"/>
         </w:rPr>
         <w:t>, святих сімох отроків, що в Ефесі, святої преподобномучениці Євдокії і всіх святих - помилує і спасе нас як благий і людинолюбний.</w:t>
       </w:r>
@@ -7465,7 +7496,7 @@
           <w:sz w:val="24"/>
           <w:szCs w:val="24"/>
         </w:rPr>
-        <w:t xml:space="preserve">(г. 6): </w:t>
+        <w:t xml:space="preserve">(г. 6): </w:t>
       </w:r>
       <w:r>
         <w:rPr>
@@ -7543,19 +7574,17 @@
       </w:pPr>
       <w:r>
         <w:rPr>
-          <w:rFonts w:ascii="Times New Roman" w:hAnsi="Times New Roman" w:cs="Times New Roman"/>
+          <w:rFonts w:ascii="Times New Roman" w:hAnsi="Times New Roman"/>
           <w:i/>
           <w:color w:val="FF4400"/>
           <w:sz w:val="24"/>
-          <w:szCs w:val="24"/>
         </w:rPr>
         <w:t>Священик:</w:t>
       </w:r>
       <w:r>
         <w:rPr>
-          <w:rFonts w:ascii="Times New Roman" w:hAnsi="Times New Roman" w:cs="Times New Roman"/>
-          <w:sz w:val="24"/>
-          <w:szCs w:val="24"/>
+          <w:rFonts w:ascii="Times New Roman" w:hAnsi="Times New Roman"/>
+          <w:sz w:val="24"/>
         </w:rPr>
         <w:t xml:space="preserve"> Слава святій, одноістотній, животворящій і нероздільній Тройці, завжди, нині і повсякчас, і на віки віків.</w:t>
       </w:r>
@@ -7616,7 +7645,7 @@
           <w:sz w:val="24"/>
           <w:szCs w:val="24"/>
         </w:rPr>
-        <w:t>(3 р.)</w:t>
+        <w:t>(3 р.)</w:t>
       </w:r>
       <w:r>
         <w:rPr>
@@ -7655,7 +7684,7 @@
           <w:sz w:val="24"/>
           <w:szCs w:val="24"/>
         </w:rPr>
-        <w:t>(2 р.)</w:t>
+        <w:t>(2 р.)</w:t>
       </w:r>
       <w:r>
         <w:rPr>
@@ -9861,7 +9890,7 @@
           <w:sz w:val="24"/>
           <w:szCs w:val="24"/>
         </w:rPr>
-        <w:t>(3 р.)</w:t>
+        <w:t>(3 р.)</w:t>
       </w:r>
     </w:p>
     <w:p>
@@ -9940,7 +9969,7 @@
           <w:sz w:val="24"/>
           <w:szCs w:val="24"/>
         </w:rPr>
-        <w:t>1. </w:t>
+        <w:t xml:space="preserve">1. </w:t>
       </w:r>
       <w:r>
         <w:rPr>
@@ -9970,7 +9999,7 @@
           <w:sz w:val="24"/>
           <w:szCs w:val="24"/>
         </w:rPr>
-        <w:t>2. </w:t>
+        <w:t xml:space="preserve">2. </w:t>
       </w:r>
       <w:r>
         <w:rPr>
@@ -10009,7 +10038,7 @@
           <w:sz w:val="24"/>
           <w:szCs w:val="24"/>
         </w:rPr>
-        <w:t xml:space="preserve"> Від ночі лине дух наш до тебе, Боже, бо світлом є повеління твої. Навчи нас, Боже, правди твоєї, заповідей твоїх і виправдань твоїх. Просвіти наші духовні очі, щоб ми не заснули в гріхах на смерть. Віджени всяку мряку від сердець наших, даруй нам сонце правди і </w:t>
+        <w:t xml:space="preserve"> Від ночі лине дух наш до тебе, Боже, бо світлом є повеління твої. Навчи нас, Боже, правди твоєї, заповідей твоїх і виправдань твоїх. Просвіти наші духовні очі, щоб ми не заснули в гріхах на смерть. Віджени всяку мряку від сердець наших, даруй нам сонце правди і </w:t>
       </w:r>
       <w:r>
         <w:rPr>
@@ -10049,7 +10078,7 @@
           <w:sz w:val="24"/>
           <w:szCs w:val="24"/>
         </w:rPr>
-        <w:t> Владико, Боже святий і неосяжний, що казав із темряви світлові засіяти, що заспокоїв нас у нічному сні й підвів до величання і моління твоєї доброти! Ти, що даєш себе умолити задля свого милосердя, прийми і нині нас, що поклоняємося тобі й по силі дякуємо тобі; і даруй нам те, чого просимо задля спасіння. Вчини нас синами світла і дня та спадкоємцями вічних твоїх дібр. Пом'яни, Господи, за багатством ласк твоїх усіх людей, що є і моляться з нами, і всю братію нашу на землі й на морі, і на всякому місці володіння твого, що потребують твоєї любови й помочі. Усім вияви велику твою милість, щоб спасенні, як душею так і тілом, завжди перебували й відважно славили чудне й благословенне ім'я твоє, бо ти Бог милости і ласк, і любови, і тобі славу віддаємо: Отцю, і Сину, і Святому Духові, нині і повсякчас, і на віки віків. Амінь.</w:t>
+        <w:t xml:space="preserve"> Владико, Боже святий і неосяжний, що казав із темряви світлові засіяти, що заспокоїв нас у нічному сні й підвів до величання і моління твоєї доброти! Ти, що даєш себе умолити задля свого милосердя, прийми і нині нас, що поклоняємося тобі й по силі дякуємо тобі; і даруй нам те, чого просимо задля спасіння. Вчини нас синами світла і дня та спадкоємцями вічних твоїх дібр. Пом'яни, Господи, за багатством ласк твоїх усіх людей, що є і моляться з нами, і всю братію нашу на землі й на морі, і на всякому місці володіння твого, що потребують твоєї любови й помочі. Усім вияви велику твою милість, щоб спасенні, як душею так і тілом, завжди перебували й відважно славили чудне й благословенне ім'я твоє, бо ти Бог милости і ласк, і любови, і тобі славу віддаємо: Отцю, і Сину, і Святому Духові, нині і повсякчас, і на віки віків. Амінь.</w:t>
       </w:r>
     </w:p>
     <w:p>
@@ -10079,7 +10108,7 @@
           <w:sz w:val="24"/>
           <w:szCs w:val="24"/>
         </w:rPr>
-        <w:t> Скарбе добра, джерело невисихаюче, Отче святий, чудотворче всесильний і вседержителю! Усі тобі поклоняємося і тобі молимося та твої милості і твої ласки призиваємо на поміч і на заступництво нашій смиренності. Пом'яни, Господи, слуг твоїх, прийми від усіх нас ранішні моління, як кадило перед тобою; ні одного з нас не вчини нездатним, але всіх нас зберігай ласками твоїми. Пом'яни, Господи, тих, що чувають і співають на славу твою і єдинородного твого Сина і Бога нашого, і Святого твого Духа. Будь їм помічником і заступником; прийми їх молитви на наднебесний і духовний твій жертовник, бо ти Бог наш, і Тобі славу віддаємо: Отцю, і Сину, і Святому Духові, нині і повсякчас, і на віки віків. Амінь.</w:t>
+        <w:t xml:space="preserve"> Скарбе добра, джерело невисихаюче, Отче святий, чудотворче всесильний і вседержителю! Усі тобі поклоняємося і тобі молимося та твої милості і твої ласки призиваємо на поміч і на заступництво нашій смиренності. Пом'яни, Господи, слуг твоїх, прийми від усіх нас ранішні моління, як кадило перед тобою; ні одного з нас не вчини нездатним, але всіх нас зберігай ласками твоїми. Пом'яни, Господи, тих, що чувають і співають на славу твою і єдинородного твого Сина і Бога нашого, і Святого твого Духа. Будь їм помічником і заступником; прийми їх молитви на наднебесний і духовний твій жертовник, бо ти Бог наш, і Тобі славу віддаємо: Отцю, і Сину, і Святому Духові, нині і повсякчас, і на віки віків. Амінь.</w:t>
       </w:r>
     </w:p>
     <w:p>
@@ -10100,7 +10129,7 @@
           <w:sz w:val="24"/>
           <w:szCs w:val="24"/>
         </w:rPr>
-        <w:t>6. </w:t>
+        <w:t xml:space="preserve">6. </w:t>
       </w:r>
       <w:r>
         <w:rPr>
@@ -10139,7 +10168,7 @@
           <w:sz w:val="24"/>
           <w:szCs w:val="24"/>
         </w:rPr>
-        <w:t> Боже й Отче Господа нашого Ісуса Христа! Ти підніс нас з постелі нашої і зібрав на годину молитви. Дай нам ласку відкрити уста наші і прийми наші подяки, що в наших силах, і навчи нас установ твоїх. Бо молитися як слід не вміємо, якщо ти, Господи, святим твоїм Духом не навчиш нас. Тому молимося тобі: Даруй і прости, якщо ми згрішили аж до теперішньої години словом або ділом, або думкою, добровільно або недобровільно. Бо коли на провини будеш дивитися, Господи, Господи, то хто встоїться, бо в тебе є прощення. Ти один святий, допоміжник сильний, захисник життя нашого, і тебе ми завжди оспівуватимемо. Нехай буде сила Царства твого завжди благословенна і вельми прославлювана: Отця, і Сина, і Святого Духа, нині і повсякчас, і на віки віків. Амінь.</w:t>
+        <w:t xml:space="preserve"> Боже й Отче Господа нашого Ісуса Христа! Ти підніс нас з постелі нашої і зібрав на годину молитви. Дай нам ласку відкрити уста наші і прийми наші подяки, що в наших силах, і навчи нас установ твоїх. Бо молитися як слід не вміємо, якщо ти, Господи, святим твоїм Духом не навчиш нас. Тому молимося тобі: Даруй і прости, якщо ми згрішили аж до теперішньої години словом або ділом, або думкою, добровільно або недобровільно. Бо коли на провини будеш дивитися, Господи, Господи, то хто встоїться, бо в тебе є прощення. Ти один святий, допоміжник сильний, захисник життя нашого, і тебе ми завжди оспівуватимемо. Нехай буде сила Царства твого завжди благословенна і вельми прославлювана: Отця, і Сина, і Святого Духа, нині і повсякчас, і на віки віків. Амінь.</w:t>
       </w:r>
     </w:p>
     <w:p>
@@ -10160,7 +10189,7 @@
           <w:sz w:val="24"/>
           <w:szCs w:val="24"/>
         </w:rPr>
-        <w:t>8. </w:t>
+        <w:t xml:space="preserve">8. </w:t>
       </w:r>
       <w:r>
         <w:rPr>
@@ -10199,7 +10228,7 @@
           <w:sz w:val="24"/>
           <w:szCs w:val="24"/>
         </w:rPr>
-        <w:t xml:space="preserve"> Господи, Боже наш! Ти за покаяння дарував людям відпущення, нам же, як образ пізнання і визнання гріхів, показав покаяння і прощення пророка Давида. Тож, Владико, </w:t>
+        <w:t xml:space="preserve"> Господи, Боже наш! Ти за покаяння дарував людям відпущення, нам же, як образ пізнання і визнання гріхів, показав покаяння і прощення пророка Давида. Тож, Владико, </w:t>
       </w:r>
       <w:r>
         <w:rPr>
@@ -10239,28 +10268,28 @@
           <w:sz w:val="24"/>
           <w:szCs w:val="24"/>
         </w:rPr>
-        <w:t> Боже, Боже наш! Ти сотворив розумні й духовні сили своєю волею. Тебе просимо й тобі молимося: Прийми наші посильні величання з усіма твоїми творіннями і збагати щедрими даруваннями твоєї ласки. Бо перед тобою згинається всяке коліно: на небі, на землі й під землею, і все, що живе, і все створіння оспівує неосяжну твою славу, бо ти Бог правдивий і вельми милостивий. Тебе бо хвалять усі небесні сили, і тобі славу віддаємо: Отцю, і Сину, і Святому Духові, нині і повсякчас, і на віки віків. Амінь.</w:t>
-      </w:r>
-    </w:p>
-    <w:p>
-      <w:pPr>
-        <w:spacing w:after="120"/>
-        <w:jc w:val="both"/>
-        <w:rPr>
-          <w:rFonts w:ascii="Times New Roman" w:hAnsi="Times New Roman" w:cs="Times New Roman"/>
-          <w:color w:val="FF0000"/>
-          <w:sz w:val="24"/>
-          <w:szCs w:val="24"/>
-        </w:rPr>
-      </w:pPr>
-      <w:r>
-        <w:rPr>
-          <w:rFonts w:ascii="Times New Roman" w:hAnsi="Times New Roman" w:cs="Times New Roman"/>
-          <w:color w:val="FF0000"/>
-          <w:sz w:val="24"/>
-          <w:szCs w:val="24"/>
-        </w:rPr>
-        <w:t>11. </w:t>
+        <w:t xml:space="preserve"> Боже, Боже наш! Ти сотворив розумні й духовні сили своєю волею. Тебе просимо й тобі молимося: Прийми наші посильні величання з усіма твоїми творіннями і збагати щедрими даруваннями твоєї ласки. Бо перед тобою згинається всяке коліно: на небі, на землі й під землею, і все, що живе, і все створіння оспівує неосяжну твою славу, бо ти Бог правдивий і вельми милостивий. Тебе бо хвалять усі небесні сили, і тобі славу віддаємо: Отцю, і Сину, і Святому Духові, нині і повсякчас, і на віки віків. Амінь.</w:t>
+      </w:r>
+    </w:p>
+    <w:p>
+      <w:pPr>
+        <w:spacing w:after="120"/>
+        <w:jc w:val="both"/>
+        <w:rPr>
+          <w:rFonts w:ascii="Times New Roman" w:hAnsi="Times New Roman" w:cs="Times New Roman"/>
+          <w:color w:val="FF0000"/>
+          <w:sz w:val="24"/>
+          <w:szCs w:val="24"/>
+        </w:rPr>
+      </w:pPr>
+      <w:r>
+        <w:rPr>
+          <w:rFonts w:ascii="Times New Roman" w:hAnsi="Times New Roman" w:cs="Times New Roman"/>
+          <w:color w:val="FF0000"/>
+          <w:sz w:val="24"/>
+          <w:szCs w:val="24"/>
+        </w:rPr>
+        <w:t xml:space="preserve">11. </w:t>
       </w:r>
       <w:r>
         <w:rPr>
@@ -12534,7 +12563,7 @@
           <w:sz w:val="24"/>
           <w:szCs w:val="24"/>
         </w:rPr>
-        <w:t>(3 р.)</w:t>
+        <w:t>(3 р.)</w:t>
       </w:r>
     </w:p>
     <w:p>
@@ -12736,21 +12765,19 @@
       </w:pPr>
       <w:r>
         <w:rPr>
-          <w:rFonts w:ascii="Times New Roman" w:hAnsi="Times New Roman" w:cs="Times New Roman"/>
+          <w:rFonts w:ascii="Times New Roman" w:hAnsi="Times New Roman"/>
           <w:i/>
           <w:color w:val="FF4400"/>
           <w:sz w:val="24"/>
-          <w:szCs w:val="24"/>
         </w:rPr>
         <w:t>Священик:</w:t>
       </w:r>
       <w:r>
         <w:rPr>
-          <w:rFonts w:ascii="Times New Roman" w:hAnsi="Times New Roman" w:cs="Times New Roman"/>
-          <w:sz w:val="24"/>
-          <w:szCs w:val="24"/>
-        </w:rPr>
-        <w:t> Бо благословилося ім'я Твоє і прославилося царство Твоє, Отця, і Сина, і Святого Духа, нині і повсякчас, і на віки віків.</w:t>
+          <w:rFonts w:ascii="Times New Roman" w:hAnsi="Times New Roman"/>
+          <w:sz w:val="24"/>
+        </w:rPr>
+        <w:t xml:space="preserve"> Бо благословилося ім'я Твоє і прославилося царство Твоє, Отця, і Сина, і Святого Духа, нині і повсякчас, і на віки віків.</w:t>
       </w:r>
     </w:p>
     <w:p>
@@ -13211,20 +13238,17 @@
       </w:pPr>
       <w:r>
         <w:rPr>
-          <w:rFonts w:ascii="Times New Roman" w:hAnsi="Times New Roman" w:cs="Times New Roman"/>
+          <w:rFonts w:ascii="Times New Roman" w:hAnsi="Times New Roman"/>
           <w:i/>
           <w:color w:val="FF4400"/>
           <w:sz w:val="24"/>
-          <w:szCs w:val="24"/>
-        </w:rPr>
-        <w:lastRenderedPageBreak/>
+        </w:rPr>
         <w:t>Священик:</w:t>
       </w:r>
       <w:r>
         <w:rPr>
-          <w:rFonts w:ascii="Times New Roman" w:hAnsi="Times New Roman" w:cs="Times New Roman"/>
-          <w:sz w:val="24"/>
-          <w:szCs w:val="24"/>
+          <w:rFonts w:ascii="Times New Roman" w:hAnsi="Times New Roman"/>
+          <w:sz w:val="24"/>
         </w:rPr>
         <w:t xml:space="preserve"> Мир всім.</w:t>
       </w:r>
@@ -13464,6 +13488,7 @@
     </w:p>
     <w:p>
       <w:pPr>
+        <w:pStyle w:val="a"/>
         <w:spacing w:after="120"/>
       </w:pPr>
       <w:r>
@@ -13719,7 +13744,7 @@
           <w:sz w:val="24"/>
           <w:szCs w:val="24"/>
         </w:rPr>
-        <w:t>(3 р.)</w:t>
+        <w:t>(3 р.)</w:t>
       </w:r>
       <w:r>
         <w:rPr>
@@ -13762,19 +13787,17 @@
       </w:pPr>
       <w:r>
         <w:rPr>
-          <w:rFonts w:ascii="Times New Roman" w:hAnsi="Times New Roman" w:cs="Times New Roman"/>
+          <w:rFonts w:ascii="Times New Roman" w:hAnsi="Times New Roman"/>
           <w:i/>
           <w:color w:val="FF4400"/>
           <w:sz w:val="24"/>
-          <w:szCs w:val="24"/>
         </w:rPr>
         <w:t>Священик:</w:t>
       </w:r>
       <w:r>
         <w:rPr>
-          <w:rFonts w:ascii="Times New Roman" w:hAnsi="Times New Roman" w:cs="Times New Roman"/>
-          <w:sz w:val="24"/>
-          <w:szCs w:val="24"/>
+          <w:rFonts w:ascii="Times New Roman" w:hAnsi="Times New Roman"/>
+          <w:sz w:val="24"/>
         </w:rPr>
         <w:t xml:space="preserve"> Мир всім!</w:t>
       </w:r>
@@ -13820,39 +13843,19 @@
       </w:pPr>
       <w:r>
         <w:rPr>
-          <w:rFonts w:ascii="Times New Roman" w:hAnsi="Times New Roman" w:cs="Times New Roman"/>
+          <w:rFonts w:ascii="Times New Roman" w:hAnsi="Times New Roman"/>
           <w:i/>
           <w:color w:val="FF4400"/>
           <w:sz w:val="24"/>
-          <w:szCs w:val="24"/>
         </w:rPr>
         <w:t>Священик:</w:t>
       </w:r>
       <w:r>
         <w:rPr>
-          <w:rFonts w:ascii="Times New Roman" w:hAnsi="Times New Roman" w:cs="Times New Roman"/>
-          <w:sz w:val="24"/>
-          <w:szCs w:val="24"/>
-        </w:rPr>
-        <w:t xml:space="preserve"> Від </w:t>
-      </w:r>
-      <w:r>
-        <w:rPr>
-          <w:rFonts w:ascii="Times New Roman" w:hAnsi="Times New Roman" w:cs="Times New Roman"/>
-          <w:i/>
-          <w:color w:val="FF0000"/>
-          <w:sz w:val="24"/>
-          <w:szCs w:val="24"/>
-        </w:rPr>
-        <w:t>Йоана</w:t>
-      </w:r>
-      <w:r>
-        <w:rPr>
-          <w:rFonts w:ascii="Times New Roman" w:hAnsi="Times New Roman" w:cs="Times New Roman"/>
-          <w:sz w:val="24"/>
-          <w:szCs w:val="24"/>
-        </w:rPr>
-        <w:t xml:space="preserve"> святого Євангелія читання.</w:t>
+          <w:rFonts w:ascii="Times New Roman" w:hAnsi="Times New Roman"/>
+          <w:sz w:val="24"/>
+        </w:rPr>
+        <w:t xml:space="preserve"> Від Йоана святого Євангелія читання.</w:t>
       </w:r>
     </w:p>
     <w:p>
@@ -14059,7 +14062,7 @@
           <w:sz w:val="24"/>
           <w:szCs w:val="24"/>
         </w:rPr>
-        <w:t xml:space="preserve">(г. 6): </w:t>
+        <w:t xml:space="preserve">(г. 6): </w:t>
       </w:r>
       <w:r>
         <w:rPr>
@@ -14568,7 +14571,7 @@
           <w:sz w:val="24"/>
           <w:szCs w:val="24"/>
         </w:rPr>
-        <w:t>(г. 6):</w:t>
+        <w:t>(г. 6):</w:t>
       </w:r>
       <w:r>
         <w:rPr>
@@ -14782,7 +14785,7 @@
           <w:sz w:val="24"/>
           <w:szCs w:val="24"/>
         </w:rPr>
-        <w:t>(12 р.)</w:t>
+        <w:t>(12 р.)</w:t>
       </w:r>
       <w:r>
         <w:rPr>
@@ -15520,7 +15523,7 @@
           <w:sz w:val="24"/>
           <w:szCs w:val="24"/>
         </w:rPr>
-        <w:t>Священник: </w:t>
+        <w:t xml:space="preserve">Священник: </w:t>
       </w:r>
       <w:r>
         <w:rPr>
@@ -16375,7 +16378,7 @@
           <w:sz w:val="24"/>
           <w:szCs w:val="24"/>
         </w:rPr>
-        <w:t>Священник: </w:t>
+        <w:t xml:space="preserve">Священник: </w:t>
       </w:r>
       <w:r>
         <w:rPr>
@@ -17544,21 +17547,19 @@
       </w:pPr>
       <w:r>
         <w:rPr>
-          <w:rFonts w:ascii="Times New Roman" w:hAnsi="Times New Roman" w:cs="Times New Roman"/>
+          <w:rFonts w:ascii="Times New Roman" w:hAnsi="Times New Roman"/>
           <w:i/>
           <w:color w:val="FF4400"/>
           <w:sz w:val="24"/>
-          <w:szCs w:val="24"/>
         </w:rPr>
         <w:t>Священик:</w:t>
       </w:r>
       <w:r>
         <w:rPr>
-          <w:rFonts w:ascii="Times New Roman" w:hAnsi="Times New Roman" w:cs="Times New Roman"/>
-          <w:sz w:val="24"/>
-          <w:szCs w:val="24"/>
-        </w:rPr>
-        <w:t> Бо Тебе хвалять усі сили небесні і Тобі славу возсилаємо: Отцю, і Сину, і Святому Духові, нині і повсякчас, і на віки віків.</w:t>
+          <w:rFonts w:ascii="Times New Roman" w:hAnsi="Times New Roman"/>
+          <w:sz w:val="24"/>
+        </w:rPr>
+        <w:t xml:space="preserve"> Бо Тебе хвалять усі сили небесні і Тобі славу возсилаємо: Отцю, і Сину, і Святому Духові, нині і повсякчас, і на віки віків.</w:t>
       </w:r>
     </w:p>
     <w:p>
@@ -18941,7 +18942,7 @@
           <w:sz w:val="24"/>
           <w:szCs w:val="24"/>
         </w:rPr>
-        <w:t>(г. 2):</w:t>
+        <w:t>(г. 2):</w:t>
       </w:r>
       <w:r>
         <w:rPr>
@@ -19045,19 +19046,17 @@
       </w:pPr>
       <w:r>
         <w:rPr>
-          <w:rFonts w:ascii="Times New Roman" w:hAnsi="Times New Roman" w:cs="Times New Roman"/>
+          <w:rFonts w:ascii="Times New Roman" w:hAnsi="Times New Roman"/>
           <w:i/>
           <w:color w:val="FF4400"/>
           <w:sz w:val="24"/>
-          <w:szCs w:val="24"/>
         </w:rPr>
         <w:t>Священик:</w:t>
       </w:r>
       <w:r>
         <w:rPr>
-          <w:rFonts w:ascii="Times New Roman" w:hAnsi="Times New Roman" w:cs="Times New Roman"/>
-          <w:sz w:val="24"/>
-          <w:szCs w:val="24"/>
+          <w:rFonts w:ascii="Times New Roman" w:hAnsi="Times New Roman"/>
+          <w:sz w:val="24"/>
         </w:rPr>
         <w:t xml:space="preserve"> Слава Тобі, що Світло нам показав! </w:t>
       </w:r>
@@ -19474,7 +19473,7 @@
           <w:sz w:val="24"/>
           <w:szCs w:val="24"/>
         </w:rPr>
-        <w:t>(3 р.)</w:t>
+        <w:t>(3 р.)</w:t>
       </w:r>
     </w:p>
     <w:p>
@@ -20394,22 +20393,19 @@
       </w:pPr>
       <w:r>
         <w:rPr>
-          <w:rFonts w:ascii="Times New Roman" w:hAnsi="Times New Roman" w:cs="Times New Roman"/>
+          <w:rFonts w:ascii="Times New Roman" w:hAnsi="Times New Roman"/>
           <w:i/>
           <w:color w:val="FF4400"/>
           <w:sz w:val="24"/>
-          <w:szCs w:val="24"/>
-        </w:rPr>
-        <w:lastRenderedPageBreak/>
+        </w:rPr>
         <w:t>Священик:</w:t>
       </w:r>
       <w:r>
         <w:rPr>
-          <w:rFonts w:ascii="Times New Roman" w:hAnsi="Times New Roman" w:cs="Times New Roman"/>
-          <w:sz w:val="24"/>
-          <w:szCs w:val="24"/>
-        </w:rPr>
-        <w:t xml:space="preserve"> Бо Ти – Бог милости, ласк і людинолюбности, і Тобі славу віддаємо, Отцю, і Сину, і Святому Духові, нині, і повсякчас, і на віки віків.</w:t>
+          <w:rFonts w:ascii="Times New Roman" w:hAnsi="Times New Roman"/>
+          <w:sz w:val="24"/>
+        </w:rPr>
+        <w:t xml:space="preserve"> Бо Ти – Бог милости, ласк і людинолюбности, і Тобі славу віддаємо, Отцю, і Сину, і Святому Духові, нині, і повсякчас, і на віки віків.</w:t>
       </w:r>
     </w:p>
     <w:p>
@@ -20462,19 +20458,17 @@
       </w:pPr>
       <w:r>
         <w:rPr>
-          <w:rFonts w:ascii="Times New Roman" w:hAnsi="Times New Roman" w:cs="Times New Roman"/>
+          <w:rFonts w:ascii="Times New Roman" w:hAnsi="Times New Roman"/>
           <w:i/>
           <w:color w:val="FF4400"/>
           <w:sz w:val="24"/>
-          <w:szCs w:val="24"/>
         </w:rPr>
         <w:t>Священик:</w:t>
       </w:r>
       <w:r>
         <w:rPr>
-          <w:rFonts w:ascii="Times New Roman" w:hAnsi="Times New Roman" w:cs="Times New Roman"/>
-          <w:sz w:val="24"/>
-          <w:szCs w:val="24"/>
+          <w:rFonts w:ascii="Times New Roman" w:hAnsi="Times New Roman"/>
+          <w:sz w:val="24"/>
         </w:rPr>
         <w:t xml:space="preserve"> Мир всім.</w:t>
       </w:r>
@@ -20770,19 +20764,17 @@
       </w:pPr>
       <w:r>
         <w:rPr>
-          <w:rFonts w:ascii="Times New Roman" w:hAnsi="Times New Roman" w:cs="Times New Roman"/>
+          <w:rFonts w:ascii="Times New Roman" w:hAnsi="Times New Roman"/>
           <w:i/>
           <w:color w:val="FF4400"/>
           <w:sz w:val="24"/>
-          <w:szCs w:val="24"/>
         </w:rPr>
         <w:t>Священик:</w:t>
       </w:r>
       <w:r>
         <w:rPr>
-          <w:rFonts w:ascii="Times New Roman" w:hAnsi="Times New Roman" w:cs="Times New Roman"/>
-          <w:sz w:val="24"/>
-          <w:szCs w:val="24"/>
+          <w:rFonts w:ascii="Times New Roman" w:hAnsi="Times New Roman"/>
+          <w:sz w:val="24"/>
         </w:rPr>
         <w:t xml:space="preserve"> Благословенний Христос, Бог наш, завжди, нині і повсякчас, і на віки віків.</w:t>
       </w:r>
@@ -20837,19 +20829,17 @@
       </w:pPr>
       <w:r>
         <w:rPr>
-          <w:rFonts w:ascii="Times New Roman" w:hAnsi="Times New Roman" w:cs="Times New Roman"/>
+          <w:rFonts w:ascii="Times New Roman" w:hAnsi="Times New Roman"/>
           <w:i/>
           <w:color w:val="FF4400"/>
           <w:sz w:val="24"/>
-          <w:szCs w:val="24"/>
         </w:rPr>
         <w:t>Священик:</w:t>
       </w:r>
       <w:r>
         <w:rPr>
-          <w:rFonts w:ascii="Times New Roman" w:hAnsi="Times New Roman" w:cs="Times New Roman"/>
-          <w:sz w:val="24"/>
-          <w:szCs w:val="24"/>
+          <w:rFonts w:ascii="Times New Roman" w:hAnsi="Times New Roman"/>
+          <w:sz w:val="24"/>
         </w:rPr>
         <w:t xml:space="preserve"> Пресвята Богородице, спаси нас.</w:t>
       </w:r>
@@ -20895,19 +20885,17 @@
       </w:pPr>
       <w:r>
         <w:rPr>
-          <w:rFonts w:ascii="Times New Roman" w:hAnsi="Times New Roman" w:cs="Times New Roman"/>
+          <w:rFonts w:ascii="Times New Roman" w:hAnsi="Times New Roman"/>
           <w:i/>
           <w:color w:val="FF4400"/>
           <w:sz w:val="24"/>
-          <w:szCs w:val="24"/>
         </w:rPr>
         <w:t>Священик:</w:t>
       </w:r>
       <w:r>
         <w:rPr>
-          <w:rFonts w:ascii="Times New Roman" w:hAnsi="Times New Roman" w:cs="Times New Roman"/>
-          <w:sz w:val="24"/>
-          <w:szCs w:val="24"/>
+          <w:rFonts w:ascii="Times New Roman" w:hAnsi="Times New Roman"/>
+          <w:sz w:val="24"/>
         </w:rPr>
         <w:t xml:space="preserve"> Слава тобі, Христе Боже, надіє наша, слава тобі!</w:t>
       </w:r>
@@ -20957,7 +20945,7 @@
           <w:sz w:val="24"/>
           <w:szCs w:val="24"/>
         </w:rPr>
-        <w:t>(3 р.)</w:t>
+        <w:t>(3 р.)</w:t>
       </w:r>
       <w:r>
         <w:rPr>
@@ -20978,44 +20966,35 @@
       </w:r>
     </w:p>
     <w:p>
-      <w:pPr>
-        <w:rPr>
-          <w:rFonts w:ascii="Times New Roman" w:hAnsi="Times New Roman" w:cs="Times New Roman"/>
-        </w:rPr>
-      </w:pPr>
-      <w:r>
-        <w:rPr>
-          <w:rFonts w:ascii="Times New Roman" w:hAnsi="Times New Roman" w:cs="Times New Roman"/>
+      <w:r>
+        <w:rPr>
+          <w:rFonts w:ascii="Times New Roman" w:hAnsi="Times New Roman"/>
           <w:i/>
           <w:color w:val="FF4400"/>
           <w:sz w:val="24"/>
-          <w:szCs w:val="24"/>
         </w:rPr>
         <w:t>Священик:</w:t>
       </w:r>
       <w:r>
         <w:rPr>
-          <w:rFonts w:ascii="Times New Roman" w:hAnsi="Times New Roman" w:cs="Times New Roman"/>
-          <w:sz w:val="24"/>
-          <w:szCs w:val="24"/>
+          <w:rFonts w:ascii="Times New Roman" w:hAnsi="Times New Roman"/>
+          <w:sz w:val="24"/>
         </w:rPr>
         <w:t xml:space="preserve"> Христос, що воскрес із мертвих, істинний Бог наш - молитвами пречистої Своєї Матері, святих славних і всехвальних апостолів, святого, </w:t>
       </w:r>
       <w:r>
         <w:rPr>
-          <w:rFonts w:ascii="Times New Roman" w:hAnsi="Times New Roman" w:cs="Times New Roman"/>
+          <w:rFonts w:ascii="Times New Roman" w:hAnsi="Times New Roman"/>
           <w:i/>
           <w:color w:val="FF4400"/>
           <w:sz w:val="24"/>
-          <w:szCs w:val="24"/>
         </w:rPr>
         <w:t>якого є храм</w:t>
       </w:r>
       <w:r>
         <w:rPr>
-          <w:rFonts w:ascii="Times New Roman" w:hAnsi="Times New Roman" w:cs="Times New Roman"/>
-          <w:sz w:val="24"/>
-          <w:szCs w:val="24"/>
+          <w:rFonts w:ascii="Times New Roman" w:hAnsi="Times New Roman"/>
+          <w:sz w:val="24"/>
         </w:rPr>
         <w:t>, святих сімох отроків, що в Ефесі, святої преподобномучениці Євдокії і всіх святих - помилує і спасе нас як благий і людинолюбний.</w:t>
       </w:r>
